--- a/3_ОТЧЁТЫ/2026-09-16/(Руфина) Аналитическая_записка_2026-09-16_данные_по_11.09.docx
+++ b/3_ОТЧЁТЫ/2026-09-16/(Руфина) Аналитическая_записка_2026-09-16_данные_по_11.09.docx
@@ -320,7 +320,7 @@
           <w:color w:val="6B7280"/>
           <w:sz w:val="18"/>
         </w:rPr>
-        <w:t>Выгрузка сделана 14.09.2026, но последние данные в ней — за 11.09.2026. Отчёт построен по фактическим данным, то есть по 11.09.2026: продажи за более поздние дни в хранилище ещё не попали.</w:t>
+        <w:t>Выгрузка сделана 14.09.2026, но последние данные в ней - за 11.09.2026. Отчёт построен по фактическим данным, то есть по 11.09.2026: продажи за более поздние дни в хранилище ещё не попали.</w:t>
       </w:r>
     </w:p>
     <w:p>
@@ -1092,7 +1092,7 @@
           <w:i/>
           <w:sz w:val="17"/>
         </w:rPr>
-        <w:t>За 8 завершённых месяцев. Текущий месяц не учитывается — он неполный.</w:t>
+        <w:t>За 8 завершённых месяцев. Текущий месяц не учитывается - он неполный.</w:t>
       </w:r>
     </w:p>
     <w:tbl>
@@ -1128,7 +1128,7 @@
                 <w:color w:val="C00000"/>
                 <w:sz w:val="21"/>
               </w:rPr>
-              <w:t>План выполнен на 85,2 %. Отставание 23,41 млн ₽ за 8 месяцев — это главный вопрос, на который отвечает вся остальная записка.</w:t>
+              <w:t>План выполнен на 85,2 %. Отставание 23,41 млн ₽ за 8 месяцев - это главный вопрос, на который отвечает вся остальная записка.</w:t>
             </w:r>
           </w:p>
         </w:tc>
@@ -1165,7 +1165,7 @@
           <w:i w:val="0"/>
           <w:sz w:val="21"/>
         </w:rPr>
-        <w:t>За те же 8 месяцев: 102,80 млн ₽ в прошлом году против 134,57 млн ₽ в этом — +30,9 %.</w:t>
+        <w:t>За те же 8 месяцев: 102,80 млн ₽ в прошлом году против 134,57 млн ₽ в этом - +30,9 %.</w:t>
       </w:r>
     </w:p>
     <w:p>
@@ -1181,7 +1181,7 @@
           <w:color w:val="6B7280"/>
           <w:sz w:val="18"/>
         </w:rPr>
-        <w:t>Сравнение возможно только по периметру целиком: между годами товар переразнесли по направлениям (доля отдельных направлений сдвинулась до 19 п.п.). Сопоставлять направления год к году — сравнивать разные наборы товара. Как именно переразнесли — лист «0e.Сдвиг структуры».</w:t>
+        <w:t>Сравнение возможно только по периметру целиком: между годами товар переразнесли по направлениям (доля отдельных направлений сдвинулась до 19 п.п.). Сопоставлять направления год к году - сравнивать разные наборы товара. Как именно переразнесли - лист «0e.Сдвиг структуры».</w:t>
       </w:r>
     </w:p>
     <w:p>
@@ -1349,7 +1349,7 @@
                 <w:rFonts w:ascii="Arial" w:hAnsi="Arial"/>
                 <w:sz w:val="17"/>
               </w:rPr>
-              <w:t>—</w:t>
+              <w:t>-</w:t>
             </w:r>
           </w:p>
         </w:tc>
@@ -1721,7 +1721,7 @@
           <w:i w:val="0"/>
           <w:sz w:val="21"/>
         </w:rPr>
-        <w:t>Из 48,40 млн ₽ запаса 5,89 млн не продавались ни разу за период. Ещё 7,87 млн — медленный товар, содержание которого дороже приносимой им прибыли.</w:t>
+        <w:t>Из 48,40 млн ₽ запаса 5,89 млн не продавались ни разу за период. Ещё 7,87 млн - медленный товар, содержание которого дороже приносимой им прибыли.</w:t>
       </w:r>
     </w:p>
     <w:p>
@@ -1736,7 +1736,7 @@
           <w:i/>
           <w:sz w:val="19"/>
         </w:rPr>
-        <w:t>Отдельно выделены новинки: 93 позиций на 3,53 млн ₽ моложе 90 дней. Продаж по ним ещё нет, но это не неликвид — за ними надо наблюдать, а не выводить.</w:t>
+        <w:t>Отдельно выделены новинки: 93 позиций на 3,53 млн ₽ моложе 90 дней. Продаж по ним ещё нет, но это не неликвид - за ними надо наблюдать, а не выводить.</w:t>
       </w:r>
     </w:p>
     <w:p>
@@ -1833,7 +1833,7 @@
           <w:i w:val="0"/>
           <w:sz w:val="21"/>
         </w:rPr>
-        <w:t>Основная метрика — GMROI: валовая прибыль за год на рубль среднего запаса. Порог 0,57 — это стоимость владения запасом (хранение 34,6 % + капитал 22,0 %). Ниже порога направление не окупает собственное хранение, какой бы ни была его маржа.</w:t>
+        <w:t>Основная метрика - GMROI: валовая прибыль за год на рубль среднего запаса. Порог 0,57 - это стоимость владения запасом (хранение 34,6 % + капитал 22,0 %). Ниже порога направление не окупает собственное хранение, какой бы ни была его маржа.</w:t>
       </w:r>
     </w:p>
     <w:p>
@@ -1887,7 +1887,7 @@
           <w:color w:val="6B7280"/>
           <w:sz w:val="16"/>
         </w:rPr>
-        <w:t>Красным — направления, которые не окупают хранение</w:t>
+        <w:t>Красным - направления, которые не окупают хранение</w:t>
       </w:r>
     </w:p>
     <w:p>
@@ -4104,7 +4104,7 @@
                 <w:rFonts w:ascii="Arial" w:hAnsi="Arial"/>
                 <w:sz w:val="16"/>
               </w:rPr>
-              <w:t>—</w:t>
+              <w:t>-</w:t>
             </w:r>
           </w:p>
         </w:tc>
@@ -4283,7 +4283,7 @@
                 <w:rFonts w:ascii="Arial" w:hAnsi="Arial"/>
                 <w:sz w:val="16"/>
               </w:rPr>
-              <w:t>—</w:t>
+              <w:t>-</w:t>
             </w:r>
           </w:p>
         </w:tc>
@@ -4462,7 +4462,7 @@
                 <w:rFonts w:ascii="Arial" w:hAnsi="Arial"/>
                 <w:sz w:val="16"/>
               </w:rPr>
-              <w:t>—</w:t>
+              <w:t>-</w:t>
             </w:r>
           </w:p>
         </w:tc>
@@ -10525,7 +10525,7 @@
                 <w:rFonts w:ascii="Arial" w:hAnsi="Arial"/>
                 <w:sz w:val="16"/>
               </w:rPr>
-              <w:t>—</w:t>
+              <w:t>-</w:t>
             </w:r>
           </w:p>
         </w:tc>
@@ -10543,7 +10543,7 @@
                 <w:rFonts w:ascii="Arial" w:hAnsi="Arial"/>
                 <w:sz w:val="16"/>
               </w:rPr>
-              <w:t>—</w:t>
+              <w:t>-</w:t>
             </w:r>
           </w:p>
         </w:tc>
@@ -10579,7 +10579,7 @@
                 <w:rFonts w:ascii="Arial" w:hAnsi="Arial"/>
                 <w:sz w:val="16"/>
               </w:rPr>
-              <w:t>—</w:t>
+              <w:t>-</w:t>
             </w:r>
           </w:p>
         </w:tc>
@@ -11152,7 +11152,7 @@
                 <w:rFonts w:ascii="Arial" w:hAnsi="Arial"/>
                 <w:sz w:val="16"/>
               </w:rPr>
-              <w:t>—</w:t>
+              <w:t>-</w:t>
             </w:r>
           </w:p>
         </w:tc>
@@ -11313,7 +11313,7 @@
                 <w:rFonts w:ascii="Arial" w:hAnsi="Arial"/>
                 <w:sz w:val="16"/>
               </w:rPr>
-              <w:t>—</w:t>
+              <w:t>-</w:t>
             </w:r>
           </w:p>
         </w:tc>
@@ -11331,7 +11331,7 @@
                 <w:rFonts w:ascii="Arial" w:hAnsi="Arial"/>
                 <w:sz w:val="16"/>
               </w:rPr>
-              <w:t>—</w:t>
+              <w:t>-</w:t>
             </w:r>
           </w:p>
         </w:tc>
@@ -11367,7 +11367,7 @@
                 <w:rFonts w:ascii="Arial" w:hAnsi="Arial"/>
                 <w:sz w:val="16"/>
               </w:rPr>
-              <w:t>—</w:t>
+              <w:t>-</w:t>
             </w:r>
           </w:p>
         </w:tc>
@@ -11492,7 +11492,7 @@
                 <w:rFonts w:ascii="Arial" w:hAnsi="Arial"/>
                 <w:sz w:val="16"/>
               </w:rPr>
-              <w:t>—</w:t>
+              <w:t>-</w:t>
             </w:r>
           </w:p>
         </w:tc>
@@ -11510,7 +11510,7 @@
                 <w:rFonts w:ascii="Arial" w:hAnsi="Arial"/>
                 <w:sz w:val="16"/>
               </w:rPr>
-              <w:t>—</w:t>
+              <w:t>-</w:t>
             </w:r>
           </w:p>
         </w:tc>
@@ -11635,7 +11635,7 @@
                 <w:rFonts w:ascii="Arial" w:hAnsi="Arial"/>
                 <w:sz w:val="16"/>
               </w:rPr>
-              <w:t>— %</w:t>
+              <w:t>- %</w:t>
             </w:r>
           </w:p>
         </w:tc>
@@ -11727,7 +11727,7 @@
                 <w:rFonts w:ascii="Arial" w:hAnsi="Arial"/>
                 <w:sz w:val="16"/>
               </w:rPr>
-              <w:t>—</w:t>
+              <w:t>-</w:t>
             </w:r>
           </w:p>
         </w:tc>
@@ -12660,7 +12660,7 @@
                 <w:rFonts w:ascii="Arial" w:hAnsi="Arial"/>
                 <w:sz w:val="16"/>
               </w:rPr>
-              <w:t>—</w:t>
+              <w:t>-</w:t>
             </w:r>
           </w:p>
         </w:tc>
@@ -12821,7 +12821,7 @@
                 <w:rFonts w:ascii="Arial" w:hAnsi="Arial"/>
                 <w:sz w:val="16"/>
               </w:rPr>
-              <w:t>—</w:t>
+              <w:t>-</w:t>
             </w:r>
           </w:p>
         </w:tc>
@@ -12839,7 +12839,7 @@
                 <w:rFonts w:ascii="Arial" w:hAnsi="Arial"/>
                 <w:sz w:val="16"/>
               </w:rPr>
-              <w:t>—</w:t>
+              <w:t>-</w:t>
             </w:r>
           </w:p>
         </w:tc>
@@ -12875,7 +12875,7 @@
                 <w:rFonts w:ascii="Arial" w:hAnsi="Arial"/>
                 <w:sz w:val="16"/>
               </w:rPr>
-              <w:t>—</w:t>
+              <w:t>-</w:t>
             </w:r>
           </w:p>
         </w:tc>
@@ -13018,7 +13018,7 @@
                 <w:rFonts w:ascii="Arial" w:hAnsi="Arial"/>
                 <w:sz w:val="16"/>
               </w:rPr>
-              <w:t>—</w:t>
+              <w:t>-</w:t>
             </w:r>
           </w:p>
         </w:tc>
@@ -13376,7 +13376,7 @@
                 <w:rFonts w:ascii="Arial" w:hAnsi="Arial"/>
                 <w:sz w:val="16"/>
               </w:rPr>
-              <w:t>—</w:t>
+              <w:t>-</w:t>
             </w:r>
           </w:p>
         </w:tc>
@@ -13537,7 +13537,7 @@
                 <w:rFonts w:ascii="Arial" w:hAnsi="Arial"/>
                 <w:sz w:val="16"/>
               </w:rPr>
-              <w:t>—</w:t>
+              <w:t>-</w:t>
             </w:r>
           </w:p>
         </w:tc>
@@ -13555,7 +13555,7 @@
                 <w:rFonts w:ascii="Arial" w:hAnsi="Arial"/>
                 <w:sz w:val="16"/>
               </w:rPr>
-              <w:t>—</w:t>
+              <w:t>-</w:t>
             </w:r>
           </w:p>
         </w:tc>
@@ -13716,7 +13716,7 @@
                 <w:rFonts w:ascii="Arial" w:hAnsi="Arial"/>
                 <w:sz w:val="16"/>
               </w:rPr>
-              <w:t>—</w:t>
+              <w:t>-</w:t>
             </w:r>
           </w:p>
         </w:tc>
@@ -13734,7 +13734,7 @@
                 <w:rFonts w:ascii="Arial" w:hAnsi="Arial"/>
                 <w:sz w:val="16"/>
               </w:rPr>
-              <w:t>—</w:t>
+              <w:t>-</w:t>
             </w:r>
           </w:p>
         </w:tc>
@@ -13770,7 +13770,7 @@
                 <w:rFonts w:ascii="Arial" w:hAnsi="Arial"/>
                 <w:sz w:val="16"/>
               </w:rPr>
-              <w:t>—</w:t>
+              <w:t>-</w:t>
             </w:r>
           </w:p>
         </w:tc>
@@ -13895,7 +13895,7 @@
                 <w:rFonts w:ascii="Arial" w:hAnsi="Arial"/>
                 <w:sz w:val="16"/>
               </w:rPr>
-              <w:t>—</w:t>
+              <w:t>-</w:t>
             </w:r>
           </w:p>
         </w:tc>
@@ -13913,7 +13913,7 @@
                 <w:rFonts w:ascii="Arial" w:hAnsi="Arial"/>
                 <w:sz w:val="16"/>
               </w:rPr>
-              <w:t>—</w:t>
+              <w:t>-</w:t>
             </w:r>
           </w:p>
         </w:tc>
@@ -13949,7 +13949,7 @@
                 <w:rFonts w:ascii="Arial" w:hAnsi="Arial"/>
                 <w:sz w:val="16"/>
               </w:rPr>
-              <w:t>—</w:t>
+              <w:t>-</w:t>
             </w:r>
           </w:p>
         </w:tc>
@@ -14255,7 +14255,7 @@
                 <w:rFonts w:ascii="Arial" w:hAnsi="Arial"/>
                 <w:sz w:val="16"/>
               </w:rPr>
-              <w:t>—</w:t>
+              <w:t>-</w:t>
             </w:r>
           </w:p>
         </w:tc>
@@ -14273,7 +14273,7 @@
                 <w:rFonts w:ascii="Arial" w:hAnsi="Arial"/>
                 <w:sz w:val="16"/>
               </w:rPr>
-              <w:t>—</w:t>
+              <w:t>-</w:t>
             </w:r>
           </w:p>
         </w:tc>
@@ -14309,7 +14309,7 @@
                 <w:rFonts w:ascii="Arial" w:hAnsi="Arial"/>
                 <w:sz w:val="16"/>
               </w:rPr>
-              <w:t>—</w:t>
+              <w:t>-</w:t>
             </w:r>
           </w:p>
         </w:tc>
@@ -15138,7 +15138,7 @@
           <w:i/>
           <w:sz w:val="18"/>
         </w:rPr>
-        <w:t>Площадки с нулевым текущим остатком, но существенным средним запасом — скрытые буферы неликвида: товар пролежал там большую часть периода.</w:t>
+        <w:t>Площадки с нулевым текущим остатком, но существенным средним запасом - скрытые буферы неликвида: товар пролежал там большую часть периода.</w:t>
       </w:r>
     </w:p>
     <w:p>
@@ -15382,7 +15382,7 @@
                 <w:rFonts w:ascii="Arial" w:hAnsi="Arial"/>
                 <w:sz w:val="16"/>
               </w:rPr>
-              <w:t>—</w:t>
+              <w:t>-</w:t>
             </w:r>
           </w:p>
         </w:tc>
@@ -15400,7 +15400,7 @@
                 <w:rFonts w:ascii="Arial" w:hAnsi="Arial"/>
                 <w:sz w:val="16"/>
               </w:rPr>
-              <w:t>—</w:t>
+              <w:t>-</w:t>
             </w:r>
           </w:p>
         </w:tc>
@@ -15489,7 +15489,7 @@
                 <w:rFonts w:ascii="Arial" w:hAnsi="Arial"/>
                 <w:sz w:val="16"/>
               </w:rPr>
-              <w:t>—</w:t>
+              <w:t>-</w:t>
             </w:r>
           </w:p>
         </w:tc>
@@ -15507,7 +15507,7 @@
                 <w:rFonts w:ascii="Arial" w:hAnsi="Arial"/>
                 <w:sz w:val="16"/>
               </w:rPr>
-              <w:t>—</w:t>
+              <w:t>-</w:t>
             </w:r>
           </w:p>
         </w:tc>
@@ -15596,7 +15596,7 @@
                 <w:rFonts w:ascii="Arial" w:hAnsi="Arial"/>
                 <w:sz w:val="16"/>
               </w:rPr>
-              <w:t>—</w:t>
+              <w:t>-</w:t>
             </w:r>
           </w:p>
         </w:tc>
@@ -15614,7 +15614,7 @@
                 <w:rFonts w:ascii="Arial" w:hAnsi="Arial"/>
                 <w:sz w:val="16"/>
               </w:rPr>
-              <w:t>—</w:t>
+              <w:t>-</w:t>
             </w:r>
           </w:p>
         </w:tc>
@@ -15703,7 +15703,7 @@
                 <w:rFonts w:ascii="Arial" w:hAnsi="Arial"/>
                 <w:sz w:val="16"/>
               </w:rPr>
-              <w:t>—</w:t>
+              <w:t>-</w:t>
             </w:r>
           </w:p>
         </w:tc>
@@ -15721,7 +15721,7 @@
                 <w:rFonts w:ascii="Arial" w:hAnsi="Arial"/>
                 <w:sz w:val="16"/>
               </w:rPr>
-              <w:t>—</w:t>
+              <w:t>-</w:t>
             </w:r>
           </w:p>
         </w:tc>
@@ -15810,7 +15810,7 @@
                 <w:rFonts w:ascii="Arial" w:hAnsi="Arial"/>
                 <w:sz w:val="16"/>
               </w:rPr>
-              <w:t>—</w:t>
+              <w:t>-</w:t>
             </w:r>
           </w:p>
         </w:tc>
@@ -15828,7 +15828,7 @@
                 <w:rFonts w:ascii="Arial" w:hAnsi="Arial"/>
                 <w:sz w:val="16"/>
               </w:rPr>
-              <w:t>—</w:t>
+              <w:t>-</w:t>
             </w:r>
           </w:p>
         </w:tc>
@@ -15935,7 +15935,7 @@
                 <w:rFonts w:ascii="Arial" w:hAnsi="Arial"/>
                 <w:sz w:val="16"/>
               </w:rPr>
-              <w:t>—</w:t>
+              <w:t>-</w:t>
             </w:r>
           </w:p>
         </w:tc>
@@ -16024,7 +16024,7 @@
                 <w:rFonts w:ascii="Arial" w:hAnsi="Arial"/>
                 <w:sz w:val="16"/>
               </w:rPr>
-              <w:t>—</w:t>
+              <w:t>-</w:t>
             </w:r>
           </w:p>
         </w:tc>
@@ -16042,7 +16042,7 @@
                 <w:rFonts w:ascii="Arial" w:hAnsi="Arial"/>
                 <w:sz w:val="16"/>
               </w:rPr>
-              <w:t>—</w:t>
+              <w:t>-</w:t>
             </w:r>
           </w:p>
         </w:tc>
@@ -16131,7 +16131,7 @@
                 <w:rFonts w:ascii="Arial" w:hAnsi="Arial"/>
                 <w:sz w:val="16"/>
               </w:rPr>
-              <w:t>—</w:t>
+              <w:t>-</w:t>
             </w:r>
           </w:p>
         </w:tc>
@@ -16149,7 +16149,7 @@
                 <w:rFonts w:ascii="Arial" w:hAnsi="Arial"/>
                 <w:sz w:val="16"/>
               </w:rPr>
-              <w:t>—</w:t>
+              <w:t>-</w:t>
             </w:r>
           </w:p>
         </w:tc>
@@ -16238,7 +16238,7 @@
                 <w:rFonts w:ascii="Arial" w:hAnsi="Arial"/>
                 <w:sz w:val="16"/>
               </w:rPr>
-              <w:t>—</w:t>
+              <w:t>-</w:t>
             </w:r>
           </w:p>
         </w:tc>
@@ -16256,7 +16256,7 @@
                 <w:rFonts w:ascii="Arial" w:hAnsi="Arial"/>
                 <w:sz w:val="16"/>
               </w:rPr>
-              <w:t>—</w:t>
+              <w:t>-</w:t>
             </w:r>
           </w:p>
         </w:tc>
@@ -16345,7 +16345,7 @@
                 <w:rFonts w:ascii="Arial" w:hAnsi="Arial"/>
                 <w:sz w:val="16"/>
               </w:rPr>
-              <w:t>—</w:t>
+              <w:t>-</w:t>
             </w:r>
           </w:p>
         </w:tc>
@@ -16363,7 +16363,7 @@
                 <w:rFonts w:ascii="Arial" w:hAnsi="Arial"/>
                 <w:sz w:val="16"/>
               </w:rPr>
-              <w:t>—</w:t>
+              <w:t>-</w:t>
             </w:r>
           </w:p>
         </w:tc>
@@ -16398,7 +16398,7 @@
                 <w:rFonts w:ascii="Arial" w:hAnsi="Arial"/>
                 <w:sz w:val="16"/>
               </w:rPr>
-              <w:t>—</w:t>
+              <w:t>-</w:t>
             </w:r>
           </w:p>
         </w:tc>
@@ -16452,7 +16452,7 @@
                 <w:rFonts w:ascii="Arial" w:hAnsi="Arial"/>
                 <w:sz w:val="16"/>
               </w:rPr>
-              <w:t>—</w:t>
+              <w:t>-</w:t>
             </w:r>
           </w:p>
         </w:tc>
@@ -16470,7 +16470,7 @@
                 <w:rFonts w:ascii="Arial" w:hAnsi="Arial"/>
                 <w:sz w:val="16"/>
               </w:rPr>
-              <w:t>—</w:t>
+              <w:t>-</w:t>
             </w:r>
           </w:p>
         </w:tc>
@@ -16559,7 +16559,7 @@
                 <w:rFonts w:ascii="Arial" w:hAnsi="Arial"/>
                 <w:sz w:val="16"/>
               </w:rPr>
-              <w:t>—</w:t>
+              <w:t>-</w:t>
             </w:r>
           </w:p>
         </w:tc>
@@ -16577,7 +16577,7 @@
                 <w:rFonts w:ascii="Arial" w:hAnsi="Arial"/>
                 <w:sz w:val="16"/>
               </w:rPr>
-              <w:t>—</w:t>
+              <w:t>-</w:t>
             </w:r>
           </w:p>
         </w:tc>
@@ -16630,7 +16630,7 @@
                 <w:rFonts w:ascii="Arial" w:hAnsi="Arial"/>
                 <w:sz w:val="16"/>
               </w:rPr>
-              <w:t>—</w:t>
+              <w:t>-</w:t>
             </w:r>
           </w:p>
         </w:tc>
@@ -16648,7 +16648,7 @@
                 <w:rFonts w:ascii="Arial" w:hAnsi="Arial"/>
                 <w:sz w:val="16"/>
               </w:rPr>
-              <w:t>—</w:t>
+              <w:t>-</w:t>
             </w:r>
           </w:p>
         </w:tc>
@@ -16666,7 +16666,7 @@
                 <w:rFonts w:ascii="Arial" w:hAnsi="Arial"/>
                 <w:sz w:val="16"/>
               </w:rPr>
-              <w:t>—</w:t>
+              <w:t>-</w:t>
             </w:r>
           </w:p>
         </w:tc>
@@ -16684,7 +16684,7 @@
                 <w:rFonts w:ascii="Arial" w:hAnsi="Arial"/>
                 <w:sz w:val="16"/>
               </w:rPr>
-              <w:t>—</w:t>
+              <w:t>-</w:t>
             </w:r>
           </w:p>
         </w:tc>
@@ -16773,7 +16773,7 @@
                 <w:rFonts w:ascii="Arial" w:hAnsi="Arial"/>
                 <w:sz w:val="16"/>
               </w:rPr>
-              <w:t>—</w:t>
+              <w:t>-</w:t>
             </w:r>
           </w:p>
         </w:tc>
@@ -16791,7 +16791,7 @@
                 <w:rFonts w:ascii="Arial" w:hAnsi="Arial"/>
                 <w:sz w:val="16"/>
               </w:rPr>
-              <w:t>—</w:t>
+              <w:t>-</w:t>
             </w:r>
           </w:p>
         </w:tc>
@@ -17230,7 +17230,7 @@
           <w:i/>
           <w:sz w:val="18"/>
         </w:rPr>
-        <w:t>Оценка упущенных продаж зависит от допущения о доле вернувшихся покупателей. При консервативном коэффициенте 0,30 это 4,60 млн ₽; если считать, что покупатель не вернулся вовсе — 15,33 млн ₽. Реальная величина между этими границами.</w:t>
+        <w:t>Оценка упущенных продаж зависит от допущения о доле вернувшихся покупателей. При консервативном коэффициенте 0,30 это 4,60 млн ₽; если считать, что покупатель не вернулся вовсе - 15,33 млн ₽. Реальная величина между этими границами.</w:t>
       </w:r>
     </w:p>
     <w:p>
@@ -17895,7 +17895,7 @@
                 <w:rFonts w:ascii="Arial" w:hAnsi="Arial"/>
                 <w:sz w:val="16"/>
               </w:rPr>
-              <w:t>закупки — позиция не заказывалась</w:t>
+              <w:t>закупки - позиция не заказывалась</w:t>
             </w:r>
           </w:p>
         </w:tc>
@@ -18002,7 +18002,7 @@
                 <w:rFonts w:ascii="Arial" w:hAnsi="Arial"/>
                 <w:sz w:val="16"/>
               </w:rPr>
-              <w:t>закупки и нормы — объём партии мал</w:t>
+              <w:t>закупки и нормы - объём партии мал</w:t>
             </w:r>
           </w:p>
         </w:tc>
@@ -18109,7 +18109,7 @@
                 <w:rFonts w:ascii="Arial" w:hAnsi="Arial"/>
                 <w:sz w:val="16"/>
               </w:rPr>
-              <w:t>категорийный менеджмент — спрос не подтвердился</w:t>
+              <w:t>категорийный менеджмент - спрос не подтвердился</w:t>
             </w:r>
           </w:p>
         </w:tc>
@@ -18132,7 +18132,7 @@
           <w:i/>
           <w:sz w:val="18"/>
         </w:rPr>
-        <w:t>Разделение по причинам меняет адресата: «не закупали» — вопрос к плану закупок, «закупали, но не хватило» — к нормам и размеру партии.</w:t>
+        <w:t>Разделение по причинам меняет адресата: «не закупали» - вопрос к плану закупок, «закупали, но не хватило» - к нормам и размеру партии.</w:t>
       </w:r>
     </w:p>
     <w:p>
@@ -18639,7 +18639,7 @@
           <w:i w:val="0"/>
           <w:sz w:val="21"/>
         </w:rPr>
-        <w:t>Расхождения — самое полезное в этом разделе: это либо устаревшее решение, либо ошибка в наших порогах. Поимённый список — лист «29.Расхождения».</w:t>
+        <w:t>Расхождения - самое полезное в этом разделе: это либо устаревшее решение, либо ошибка в наших порогах. Поимённый список - лист «29.Расхождения».</w:t>
       </w:r>
     </w:p>
     <w:p>
@@ -18692,7 +18692,7 @@
           <w:i w:val="0"/>
           <w:sz w:val="21"/>
         </w:rPr>
-        <w:t>ABC — вклад в оборот, XYZ — предсказуемость спроса. На пересечении получается готовая политика: один и тот же оборот при стабильном и при рваном спросе требует разных норм.</w:t>
+        <w:t>ABC - вклад в оборот, XYZ - предсказуемость спроса. На пересечении получается готовая политика: один и тот же оборот при стабильном и при рваном спросе требует разных норм.</w:t>
       </w:r>
     </w:p>
     <w:tbl>
@@ -18980,7 +18980,7 @@
                 <w:rFonts w:ascii="Arial" w:hAnsi="Arial"/>
                 <w:sz w:val="16"/>
               </w:rPr>
-              <w:t>Держать всегда. Автозаказ, страховой запас минимальный — с</w:t>
+              <w:t>Держать всегда. Автозаказ, страховой запас минимальный - с</w:t>
             </w:r>
           </w:p>
         </w:tc>
@@ -19230,7 +19230,7 @@
                 <w:rFonts w:ascii="Arial" w:hAnsi="Arial"/>
                 <w:sz w:val="16"/>
               </w:rPr>
-              <w:t>Держать, но страховой запас выше. Спрос рваный — следить в</w:t>
+              <w:t>Держать, но страховой запас выше. Спрос рваный - следить в</w:t>
             </w:r>
           </w:p>
         </w:tc>
@@ -19765,7 +19765,7 @@
                 <w:rFonts w:ascii="Arial" w:hAnsi="Arial"/>
                 <w:sz w:val="16"/>
               </w:rPr>
-              <w:t>—</w:t>
+              <w:t>-</w:t>
             </w:r>
           </w:p>
         </w:tc>
@@ -21821,7 +21821,7 @@
           <w:i w:val="0"/>
           <w:sz w:val="21"/>
         </w:rPr>
-        <w:t>Не отрабатывают стоимость владения 3 поставщиков: запас 5,88 млн ₽, убыток 1,53 млн ₽ в год. С ними есть предмет для разговора об условиях — отсрочка, размер партии, право возврата.</w:t>
+        <w:t>Не отрабатывают стоимость владения 3 поставщиков: запас 5,88 млн ₽, убыток 1,53 млн ₽ в год. С ними есть предмет для разговора об условиях - отсрочка, размер партии, право возврата.</w:t>
       </w:r>
     </w:p>
     <w:p>
@@ -21850,7 +21850,7 @@
           <w:i w:val="0"/>
           <w:sz w:val="21"/>
         </w:rPr>
-        <w:t>Эти проблемы уже размечены в матрице пополнения. Они не требуют анализа — только действий.</w:t>
+        <w:t>Эти проблемы уже размечены в матрице пополнения. Они не требуют анализа - только действий.</w:t>
       </w:r>
     </w:p>
     <w:tbl>
@@ -22004,7 +22004,7 @@
                 <w:rFonts w:ascii="Arial" w:hAnsi="Arial"/>
                 <w:sz w:val="16"/>
               </w:rPr>
-              <w:t>Норма упаковки больше нормы запаса — заказать меньше физически нел</w:t>
+              <w:t>Норма упаковки больше нормы запаса - заказать меньше физически нел</w:t>
             </w:r>
           </w:p>
         </w:tc>
@@ -22093,7 +22093,7 @@
                 <w:rFonts w:ascii="Arial" w:hAnsi="Arial"/>
                 <w:sz w:val="16"/>
               </w:rPr>
-              <w:t>Запасы лежат на складах с нулевой нормой — товар не должен там быт</w:t>
+              <w:t>Запасы лежат на складах с нулевой нормой - товар не должен там быт</w:t>
             </w:r>
           </w:p>
         </w:tc>
@@ -22369,7 +22369,7 @@
                 <w:color w:val="C05600"/>
                 <w:sz w:val="21"/>
               </w:rPr>
-              <w:t>Особое внимание к коду п1: 37 позиций на 1,11 млн ₽, где норма упаковки больше нормы запаса. Это механическая причина затоваривания — уценкой не лечится, нужен разговор с поставщиком о размере партии.</w:t>
+              <w:t>Особое внимание к коду п1: 37 позиций на 1,11 млн ₽, где норма упаковки больше нормы запаса. Это механическая причина затоваривания - уценкой не лечится, нужен разговор с поставщиком о размере партии.</w:t>
             </w:r>
           </w:p>
         </w:tc>
@@ -22406,7 +22406,7 @@
           <w:i w:val="0"/>
           <w:sz w:val="21"/>
         </w:rPr>
-        <w:t>Эталон — «Ижевск Глазов» с GMROI 1,35. Медиана по дивизиону — 1,23.</w:t>
+        <w:t>Эталон - «Ижевск Глазов» с GMROI 1,35. Медиана по дивизиону - 1,23.</w:t>
       </w:r>
     </w:p>
     <w:tbl>
@@ -23092,7 +23092,7 @@
           <w:i w:val="0"/>
           <w:sz w:val="21"/>
         </w:rPr>
-        <w:t>«Цель» — если отстающие подтянутся до медианы: +12,70 млн ₽ валовой прибыли в год. «Потолок» — если все сработают как лучший офис: +15,86 млн ₽; это теоретический максимум, а не план — у офисов разный ассортимент и разная клиентская база.</w:t>
+        <w:t>«Цель» - если отстающие подтянутся до медианы: +12,70 млн ₽ валовой прибыли в год. «Потолок» - если все сработают как лучший офис: +15,86 млн ₽; это теоретический максимум, а не план - у офисов разный ассортимент и разная клиентская база.</w:t>
       </w:r>
     </w:p>
     <w:p>
@@ -23210,7 +23210,7 @@
           <w:color w:val="6B7280"/>
           <w:sz w:val="16"/>
         </w:rPr>
-        <w:t>Чем выше и левее — тем раньше делать</w:t>
+        <w:t>Чем выше и левее - тем раньше делать</w:t>
       </w:r>
     </w:p>
     <w:tbl>
@@ -23404,7 +23404,7 @@
                 <w:rFonts w:ascii="Arial" w:hAnsi="Arial"/>
                 <w:sz w:val="17"/>
               </w:rPr>
-              <w:t>—</w:t>
+              <w:t>-</w:t>
             </w:r>
           </w:p>
         </w:tc>
@@ -23909,7 +23909,7 @@
           <w:i w:val="0"/>
           <w:sz w:val="21"/>
         </w:rPr>
-        <w:t>Поимённый план — лист «0.Задачи» в приложении: 314 строк, годовой эффект 11,04 млн ₽. По каждой позиции указано, что делать, где, сколько и в какой срок. Столбцы «Статус выполнения» и «Комментарий исполнителя» оставлены пустыми для заполнения в работе, а «Внимание» показывает, что нужно решить до исполнения.</w:t>
+        <w:t>Поимённый план - лист «0.Задачи» в приложении: 314 строк, годовой эффект 11,04 млн ₽. По каждой позиции указано, что делать, где, сколько и в какой срок. Столбцы «Статус выполнения» и «Комментарий исполнителя» оставлены пустыми для заполнения в работе, а «Внимание» показывает, что нужно решить до исполнения.</w:t>
       </w:r>
     </w:p>
     <w:p>
@@ -23924,7 +23924,7 @@
           <w:i/>
           <w:sz w:val="18"/>
         </w:rPr>
-        <w:t>«Сумма действия» — сколько денег двигает само действие: запас под уценку, стоимость перевозки, объём закупки. «Эффект за год» — сколько это приносит или экономит за год. Порядок — по годовой выгоде с поправкой на скорость отдачи: действие, не требующее согласований, при равной выгоде идёт раньше. Приоритет 1 — начинать отсюда. Позиции дешевле порога и всё, что не поместилось в план, свёрнуты в строки с приоритетом 5.</w:t>
+        <w:t>«Сумма действия» - сколько денег двигает само действие: запас под уценку, стоимость перевозки, объём закупки. «Эффект за год» - сколько это приносит или экономит за год. Порядок - по годовой выгоде с поправкой на скорость отдачи: действие, не требующее согласований, при равной выгоде идёт раньше. Приоритет 1 - начинать отсюда. Позиции дешевле порога и всё, что не поместилось в план, свёрнуты в строки с приоритетом 5.</w:t>
       </w:r>
     </w:p>
     <w:tbl>
@@ -24327,7 +24327,7 @@
                 <w:rFonts w:ascii="Arial" w:hAnsi="Arial"/>
                 <w:sz w:val="16"/>
               </w:rPr>
-              <w:t>Вывести — остальное</w:t>
+              <w:t>Вывести - остальное</w:t>
             </w:r>
           </w:p>
         </w:tc>
@@ -24594,7 +24594,7 @@
                 <w:rFonts w:ascii="Arial" w:hAnsi="Arial"/>
                 <w:sz w:val="16"/>
               </w:rPr>
-              <w:t>Уценить — остальное</w:t>
+              <w:t>Уценить - остальное</w:t>
             </w:r>
           </w:p>
         </w:tc>
@@ -24772,7 +24772,7 @@
                 <w:rFonts w:ascii="Arial" w:hAnsi="Arial"/>
                 <w:sz w:val="16"/>
               </w:rPr>
-              <w:t>Разобраться с ценой — остальное</w:t>
+              <w:t>Разобраться с ценой - остальное</w:t>
             </w:r>
           </w:p>
         </w:tc>
@@ -24861,7 +24861,7 @@
                 <w:rFonts w:ascii="Arial" w:hAnsi="Arial"/>
                 <w:sz w:val="16"/>
               </w:rPr>
-              <w:t>Разобраться с ценой — мелочь пакетом</w:t>
+              <w:t>Разобраться с ценой - мелочь пакетом</w:t>
             </w:r>
           </w:p>
         </w:tc>
@@ -25039,7 +25039,7 @@
                 <w:rFonts w:ascii="Arial" w:hAnsi="Arial"/>
                 <w:sz w:val="16"/>
               </w:rPr>
-              <w:t>Переместить — остальное</w:t>
+              <w:t>Переместить - остальное</w:t>
             </w:r>
           </w:p>
         </w:tc>
@@ -25128,7 +25128,7 @@
                 <w:rFonts w:ascii="Arial" w:hAnsi="Arial"/>
                 <w:sz w:val="16"/>
               </w:rPr>
-              <w:t>Пересмотреть закупку — мелочь пакетом</w:t>
+              <w:t>Пересмотреть закупку - мелочь пакетом</w:t>
             </w:r>
           </w:p>
         </w:tc>
@@ -25217,7 +25217,7 @@
                 <w:rFonts w:ascii="Arial" w:hAnsi="Arial"/>
                 <w:sz w:val="16"/>
               </w:rPr>
-              <w:t>Переместить — мелочь пакетом</w:t>
+              <w:t>Переместить - мелочь пакетом</w:t>
             </w:r>
           </w:p>
         </w:tc>
@@ -25306,7 +25306,7 @@
                 <w:rFonts w:ascii="Arial" w:hAnsi="Arial"/>
                 <w:sz w:val="16"/>
               </w:rPr>
-              <w:t>Уценить — мелочь пакетом</w:t>
+              <w:t>Уценить - мелочь пакетом</w:t>
             </w:r>
           </w:p>
         </w:tc>
@@ -25395,7 +25395,7 @@
                 <w:rFonts w:ascii="Arial" w:hAnsi="Arial"/>
                 <w:sz w:val="16"/>
               </w:rPr>
-              <w:t>Вывести — мелочь пакетом</w:t>
+              <w:t>Вывести - мелочь пакетом</w:t>
             </w:r>
           </w:p>
         </w:tc>
@@ -25484,7 +25484,7 @@
                 <w:rFonts w:ascii="Arial" w:hAnsi="Arial"/>
                 <w:sz w:val="16"/>
               </w:rPr>
-              <w:t>Дозаказать — остальное</w:t>
+              <w:t>Дозаказать - остальное</w:t>
             </w:r>
           </w:p>
         </w:tc>
@@ -25573,7 +25573,7 @@
                 <w:rFonts w:ascii="Arial" w:hAnsi="Arial"/>
                 <w:sz w:val="16"/>
               </w:rPr>
-              <w:t>Пересмотреть закупку — остальное</w:t>
+              <w:t>Пересмотреть закупку - остальное</w:t>
             </w:r>
           </w:p>
         </w:tc>
@@ -25662,7 +25662,7 @@
                 <w:rFonts w:ascii="Arial" w:hAnsi="Arial"/>
                 <w:sz w:val="16"/>
               </w:rPr>
-              <w:t>Дозаказать — мелочь пакетом</w:t>
+              <w:t>Дозаказать - мелочь пакетом</w:t>
             </w:r>
           </w:p>
         </w:tc>
@@ -25751,7 +25751,7 @@
                 <w:rFonts w:ascii="Arial" w:hAnsi="Arial"/>
                 <w:sz w:val="16"/>
               </w:rPr>
-              <w:t>Рассмотреть ввод в матрицу — остальное</w:t>
+              <w:t>Рассмотреть ввод в матрицу - остальное</w:t>
             </w:r>
           </w:p>
         </w:tc>
@@ -25840,7 +25840,7 @@
                 <w:rFonts w:ascii="Arial" w:hAnsi="Arial"/>
                 <w:sz w:val="16"/>
               </w:rPr>
-              <w:t>Рассмотреть ввод в матрицу — мелочь пакетом</w:t>
+              <w:t>Рассмотреть ввод в матрицу - мелочь пакетом</w:t>
             </w:r>
           </w:p>
         </w:tc>
@@ -25966,7 +25966,7 @@
                 <w:color w:val="FFFFFF"/>
                 <w:sz w:val="16"/>
               </w:rPr>
-              <w:t>Если не делать ничего — за квартал</w:t>
+              <w:t>Если не делать ничего - за квартал</w:t>
             </w:r>
           </w:p>
         </w:tc>
@@ -26559,7 +26559,7 @@
                 <w:rFonts w:ascii="Arial" w:hAnsi="Arial"/>
                 <w:sz w:val="16"/>
               </w:rPr>
-              <w:t>—</w:t>
+              <w:t>-</w:t>
             </w:r>
           </w:p>
         </w:tc>
@@ -26687,7 +26687,7 @@
                 <w:rFonts w:ascii="Arial" w:hAnsi="Arial"/>
                 <w:sz w:val="16"/>
               </w:rPr>
-              <w:t>точно — из учётных данных</w:t>
+              <w:t>точно - из учётных данных</w:t>
             </w:r>
           </w:p>
         </w:tc>
@@ -26848,7 +26848,7 @@
           <w:i/>
           <w:sz w:val="16"/>
         </w:rPr>
-        <w:t>Методика: период 01.01–11.09.2026 (254 дней), годовое приведение ×1.437. GMROI = валовая прибыль за год / средний запас по себестоимости. Стоимость владения 56,6 % годовых. Дефицит считается только с месяца появления позиции в ассортименте. Из списка на вывод исключены позиции моложе 90 дней. Возраст запаса — средневзвешенный по деньгам: позиция обычно состоит из нескольких партий разного возраста, и одна свежая коробка не должна омолаживать весь остаток. Относительные метрики не рассчитываются при запасе менее 10 000 ₽. Детальные расчёты — в файле Excel, лист «_Оглавление» объясняет остальные.</w:t>
+        <w:t>Методика: период 01.01–11.09.2026 (254 дней), годовое приведение ×1.437. GMROI = валовая прибыль за год / средний запас по себестоимости. Стоимость владения 56,6 % годовых. Дефицит считается только с месяца появления позиции в ассортименте. Из списка на вывод исключены позиции моложе 90 дней. Возраст запаса - средневзвешенный по деньгам: позиция обычно состоит из нескольких партий разного возраста, и одна свежая коробка не должна омолаживать весь остаток. Относительные метрики не рассчитываются при запасе менее 10 000 ₽. Детальные расчёты - в файле Excel, лист «_Оглавление» объясняет остальные.</w:t>
       </w:r>
     </w:p>
     <w:sectPr>

--- a/3_ОТЧЁТЫ/2026-09-16/(Руфина) Аналитическая_записка_2026-09-16_данные_по_11.09.docx
+++ b/3_ОТЧЁТЫ/2026-09-16/(Руфина) Аналитическая_записка_2026-09-16_данные_по_11.09.docx
@@ -1181,7 +1181,7 @@
           <w:color w:val="6B7280"/>
           <w:sz w:val="18"/>
         </w:rPr>
-        <w:t>Сравнение возможно только по периметру целиком: между годами товар переразнесли по направлениям (доля отдельных направлений сдвинулась до 19 п.п.). Сопоставлять направления год к году - сравнивать разные наборы товара. Как именно переразнесли - лист «0e.Сдвиг структуры».</w:t>
+        <w:t>Сравнение возможно только по периметру целиком: между годами товар переразнесли по направлениям (доля отдельных направлений сдвинулась до 19 п.п.). Сопоставлять направления год к году - сравнивать разные наборы товара. Как именно переразнесли - насколько — видно по доле каждого направления в обороте.</w:t>
       </w:r>
     </w:p>
     <w:p>
@@ -1331,7 +1331,7 @@
                 <w:rFonts w:ascii="Arial" w:hAnsi="Arial"/>
                 <w:sz w:val="17"/>
               </w:rPr>
-              <w:t>Дозаказ ходовых в дефиците</w:t>
+              <w:t>Уценить</w:t>
             </w:r>
           </w:p>
         </w:tc>
@@ -1349,7 +1349,7 @@
                 <w:rFonts w:ascii="Arial" w:hAnsi="Arial"/>
                 <w:sz w:val="17"/>
               </w:rPr>
-              <w:t>-</w:t>
+              <w:t>7,62</w:t>
             </w:r>
           </w:p>
         </w:tc>
@@ -1367,7 +1367,7 @@
                 <w:rFonts w:ascii="Arial" w:hAnsi="Arial"/>
                 <w:sz w:val="17"/>
               </w:rPr>
-              <w:t>4,60</w:t>
+              <w:t>4,53</w:t>
             </w:r>
           </w:p>
         </w:tc>
@@ -1385,7 +1385,7 @@
                 <w:rFonts w:ascii="Arial" w:hAnsi="Arial"/>
                 <w:sz w:val="17"/>
               </w:rPr>
-              <w:t>1 месяц</w:t>
+              <w:t>3 месяца</w:t>
             </w:r>
           </w:p>
         </w:tc>
@@ -1403,7 +1403,7 @@
                 <w:rFonts w:ascii="Arial" w:hAnsi="Arial"/>
                 <w:sz w:val="17"/>
               </w:rPr>
-              <w:t>деньги нужны на закупку, но возврат самый быстрый</w:t>
+              <w:t>нужно согласование скидки и работа менеджеров</w:t>
             </w:r>
           </w:p>
         </w:tc>
@@ -1420,7 +1420,7 @@
                 <w:rFonts w:ascii="Arial" w:hAnsi="Arial"/>
                 <w:sz w:val="17"/>
               </w:rPr>
-              <w:t>Уценка медленного товара</w:t>
+              <w:t>Переместить</w:t>
             </w:r>
           </w:p>
         </w:tc>
@@ -1438,7 +1438,7 @@
                 <w:rFonts w:ascii="Arial" w:hAnsi="Arial"/>
                 <w:sz w:val="17"/>
               </w:rPr>
-              <w:t>3,94</w:t>
+              <w:t>1,64</w:t>
             </w:r>
           </w:p>
         </w:tc>
@@ -1456,7 +1456,7 @@
                 <w:rFonts w:ascii="Arial" w:hAnsi="Arial"/>
                 <w:sz w:val="17"/>
               </w:rPr>
-              <w:t>2,26</w:t>
+              <w:t>1,49</w:t>
             </w:r>
           </w:p>
         </w:tc>
@@ -1474,7 +1474,7 @@
                 <w:rFonts w:ascii="Arial" w:hAnsi="Arial"/>
                 <w:sz w:val="17"/>
               </w:rPr>
-              <w:t>3 месяца</w:t>
+              <w:t>2 недели</w:t>
             </w:r>
           </w:p>
         </w:tc>
@@ -1492,7 +1492,7 @@
                 <w:rFonts w:ascii="Arial" w:hAnsi="Arial"/>
                 <w:sz w:val="17"/>
               </w:rPr>
-              <w:t>нужно согласование скидки и работа менеджеров</w:t>
+              <w:t>не требует ничьего согласования, только логистика</w:t>
             </w:r>
           </w:p>
         </w:tc>
@@ -1509,7 +1509,7 @@
                 <w:rFonts w:ascii="Arial" w:hAnsi="Arial"/>
                 <w:sz w:val="17"/>
               </w:rPr>
-              <w:t>Вывод неликвида</w:t>
+              <w:t>Разобраться с ценой</w:t>
             </w:r>
           </w:p>
         </w:tc>
@@ -1527,7 +1527,7 @@
                 <w:rFonts w:ascii="Arial" w:hAnsi="Arial"/>
                 <w:sz w:val="17"/>
               </w:rPr>
-              <w:t>5,89</w:t>
+              <w:t>3,56</w:t>
             </w:r>
           </w:p>
         </w:tc>
@@ -1545,7 +1545,7 @@
                 <w:rFonts w:ascii="Arial" w:hAnsi="Arial"/>
                 <w:sz w:val="17"/>
               </w:rPr>
-              <w:t>2,49</w:t>
+              <w:t>1,31</w:t>
             </w:r>
           </w:p>
         </w:tc>
@@ -1563,7 +1563,7 @@
                 <w:rFonts w:ascii="Arial" w:hAnsi="Arial"/>
                 <w:sz w:val="17"/>
               </w:rPr>
-              <w:t>1 месяц</w:t>
+              <w:t>2 недели</w:t>
             </w:r>
           </w:p>
         </w:tc>
@@ -1581,7 +1581,7 @@
                 <w:rFonts w:ascii="Arial" w:hAnsi="Arial"/>
                 <w:sz w:val="17"/>
               </w:rPr>
-              <w:t>часть можно вернуть поставщику, часть списать</w:t>
+              <w:t>правит категорийный менеджер, согласований нет</w:t>
             </w:r>
           </w:p>
         </w:tc>
@@ -23386,7 +23386,7 @@
                 <w:rFonts w:ascii="Arial" w:hAnsi="Arial"/>
                 <w:sz w:val="17"/>
               </w:rPr>
-              <w:t>Дозаказ ходовых в дефиците</w:t>
+              <w:t>Уценить</w:t>
             </w:r>
           </w:p>
         </w:tc>
@@ -23404,7 +23404,7 @@
                 <w:rFonts w:ascii="Arial" w:hAnsi="Arial"/>
                 <w:sz w:val="17"/>
               </w:rPr>
-              <w:t>-</w:t>
+              <w:t>7,62</w:t>
             </w:r>
           </w:p>
         </w:tc>
@@ -23422,7 +23422,7 @@
                 <w:rFonts w:ascii="Arial" w:hAnsi="Arial"/>
                 <w:sz w:val="17"/>
               </w:rPr>
-              <w:t>4,60</w:t>
+              <w:t>4,53</w:t>
             </w:r>
           </w:p>
         </w:tc>
@@ -23440,7 +23440,7 @@
                 <w:rFonts w:ascii="Arial" w:hAnsi="Arial"/>
                 <w:sz w:val="17"/>
               </w:rPr>
-              <w:t>1 месяц</w:t>
+              <w:t>3 месяца</w:t>
             </w:r>
           </w:p>
         </w:tc>
@@ -23458,7 +23458,7 @@
                 <w:rFonts w:ascii="Arial" w:hAnsi="Arial"/>
                 <w:sz w:val="17"/>
               </w:rPr>
-              <w:t>Закупки</w:t>
+              <w:t>Категорийный менеджер</w:t>
             </w:r>
           </w:p>
         </w:tc>
@@ -23493,7 +23493,7 @@
                 <w:rFonts w:ascii="Arial" w:hAnsi="Arial"/>
                 <w:sz w:val="17"/>
               </w:rPr>
-              <w:t>Уценка медленного товара</w:t>
+              <w:t>Переместить</w:t>
             </w:r>
           </w:p>
         </w:tc>
@@ -23511,7 +23511,7 @@
                 <w:rFonts w:ascii="Arial" w:hAnsi="Arial"/>
                 <w:sz w:val="17"/>
               </w:rPr>
-              <w:t>3,94</w:t>
+              <w:t>1,64</w:t>
             </w:r>
           </w:p>
         </w:tc>
@@ -23529,7 +23529,7 @@
                 <w:rFonts w:ascii="Arial" w:hAnsi="Arial"/>
                 <w:sz w:val="17"/>
               </w:rPr>
-              <w:t>2,26</w:t>
+              <w:t>1,49</w:t>
             </w:r>
           </w:p>
         </w:tc>
@@ -23547,7 +23547,7 @@
                 <w:rFonts w:ascii="Arial" w:hAnsi="Arial"/>
                 <w:sz w:val="17"/>
               </w:rPr>
-              <w:t>3 месяца</w:t>
+              <w:t>2 недели</w:t>
             </w:r>
           </w:p>
         </w:tc>
@@ -23600,7 +23600,7 @@
                 <w:rFonts w:ascii="Arial" w:hAnsi="Arial"/>
                 <w:sz w:val="17"/>
               </w:rPr>
-              <w:t>Вывод неликвида</w:t>
+              <w:t>Разобраться с ценой</w:t>
             </w:r>
           </w:p>
         </w:tc>
@@ -23618,7 +23618,7 @@
                 <w:rFonts w:ascii="Arial" w:hAnsi="Arial"/>
                 <w:sz w:val="17"/>
               </w:rPr>
-              <w:t>5,89</w:t>
+              <w:t>3,56</w:t>
             </w:r>
           </w:p>
         </w:tc>
@@ -23636,7 +23636,7 @@
                 <w:rFonts w:ascii="Arial" w:hAnsi="Arial"/>
                 <w:sz w:val="17"/>
               </w:rPr>
-              <w:t>2,49</w:t>
+              <w:t>1,31</w:t>
             </w:r>
           </w:p>
         </w:tc>
@@ -23654,7 +23654,7 @@
                 <w:rFonts w:ascii="Arial" w:hAnsi="Arial"/>
                 <w:sz w:val="17"/>
               </w:rPr>
-              <w:t>1 месяц</w:t>
+              <w:t>2 недели</w:t>
             </w:r>
           </w:p>
         </w:tc>
@@ -23707,7 +23707,7 @@
                 <w:rFonts w:ascii="Arial" w:hAnsi="Arial"/>
                 <w:sz w:val="17"/>
               </w:rPr>
-              <w:t>Перемещение вместо закупки</w:t>
+              <w:t>Вывести</w:t>
             </w:r>
           </w:p>
         </w:tc>
@@ -23725,7 +23725,7 @@
                 <w:rFonts w:ascii="Arial" w:hAnsi="Arial"/>
                 <w:sz w:val="17"/>
               </w:rPr>
-              <w:t>1,64</w:t>
+              <w:t>5,58</w:t>
             </w:r>
           </w:p>
         </w:tc>
@@ -23743,7 +23743,7 @@
                 <w:rFonts w:ascii="Arial" w:hAnsi="Arial"/>
                 <w:sz w:val="17"/>
               </w:rPr>
-              <w:t>0,57</w:t>
+              <w:t>2,49</w:t>
             </w:r>
           </w:p>
         </w:tc>
@@ -23761,7 +23761,7 @@
                 <w:rFonts w:ascii="Arial" w:hAnsi="Arial"/>
                 <w:sz w:val="17"/>
               </w:rPr>
-              <w:t>2 недели</w:t>
+              <w:t>1 месяц</w:t>
             </w:r>
           </w:p>
         </w:tc>
@@ -23779,7 +23779,7 @@
                 <w:rFonts w:ascii="Arial" w:hAnsi="Arial"/>
                 <w:sz w:val="17"/>
               </w:rPr>
-              <w:t>Логистика</w:t>
+              <w:t>Категорийный менеджер</w:t>
             </w:r>
           </w:p>
         </w:tc>
@@ -23814,7 +23814,7 @@
                 <w:rFonts w:ascii="Arial" w:hAnsi="Arial"/>
                 <w:sz w:val="17"/>
               </w:rPr>
-              <w:t>Пересмотр размера закупки</w:t>
+              <w:t>Пересмотреть закупку</w:t>
             </w:r>
           </w:p>
         </w:tc>
@@ -23832,7 +23832,7 @@
                 <w:rFonts w:ascii="Arial" w:hAnsi="Arial"/>
                 <w:sz w:val="17"/>
               </w:rPr>
-              <w:t>4,39</w:t>
+              <w:t>3,14</w:t>
             </w:r>
           </w:p>
         </w:tc>
@@ -23850,7 +23850,221 @@
                 <w:rFonts w:ascii="Arial" w:hAnsi="Arial"/>
                 <w:sz w:val="17"/>
               </w:rPr>
-              <w:t>1,08</w:t>
+              <w:t>0,73</w:t>
+            </w:r>
+          </w:p>
+        </w:tc>
+        <w:tc>
+          <w:tcPr>
+            <w:tcW w:type="dxa" w:w="1020"/>
+          </w:tcPr>
+          <w:p>
+            <w:pPr>
+              <w:jc w:val="right"/>
+            </w:pPr>
+            <w:r/>
+            <w:r>
+              <w:rPr>
+                <w:rFonts w:ascii="Arial" w:hAnsi="Arial"/>
+                <w:sz w:val="17"/>
+              </w:rPr>
+              <w:t>1 месяц</w:t>
+            </w:r>
+          </w:p>
+        </w:tc>
+        <w:tc>
+          <w:tcPr>
+            <w:tcW w:type="dxa" w:w="2041"/>
+          </w:tcPr>
+          <w:p>
+            <w:pPr>
+              <w:jc w:val="right"/>
+            </w:pPr>
+            <w:r/>
+            <w:r>
+              <w:rPr>
+                <w:rFonts w:ascii="Arial" w:hAnsi="Arial"/>
+                <w:sz w:val="17"/>
+              </w:rPr>
+              <w:t>Категорийный менеджер</w:t>
+            </w:r>
+          </w:p>
+        </w:tc>
+      </w:tr>
+      <w:tr>
+        <w:tc>
+          <w:tcPr>
+            <w:tcW w:type="dxa" w:w="1020"/>
+          </w:tcPr>
+          <w:p>
+            <w:r/>
+            <w:r>
+              <w:rPr>
+                <w:rFonts w:ascii="Arial" w:hAnsi="Arial"/>
+                <w:sz w:val="17"/>
+              </w:rPr>
+              <w:t>6</w:t>
+            </w:r>
+          </w:p>
+        </w:tc>
+        <w:tc>
+          <w:tcPr>
+            <w:tcW w:type="dxa" w:w="2835"/>
+          </w:tcPr>
+          <w:p>
+            <w:pPr>
+              <w:jc w:val="right"/>
+            </w:pPr>
+            <w:r/>
+            <w:r>
+              <w:rPr>
+                <w:rFonts w:ascii="Arial" w:hAnsi="Arial"/>
+                <w:sz w:val="17"/>
+              </w:rPr>
+              <w:t>Дозаказать</w:t>
+            </w:r>
+          </w:p>
+        </w:tc>
+        <w:tc>
+          <w:tcPr>
+            <w:tcW w:type="dxa" w:w="1361"/>
+          </w:tcPr>
+          <w:p>
+            <w:pPr>
+              <w:jc w:val="right"/>
+            </w:pPr>
+            <w:r/>
+            <w:r>
+              <w:rPr>
+                <w:rFonts w:ascii="Arial" w:hAnsi="Arial"/>
+                <w:sz w:val="17"/>
+              </w:rPr>
+              <w:t>2,29</w:t>
+            </w:r>
+          </w:p>
+        </w:tc>
+        <w:tc>
+          <w:tcPr>
+            <w:tcW w:type="dxa" w:w="1361"/>
+          </w:tcPr>
+          <w:p>
+            <w:pPr>
+              <w:jc w:val="right"/>
+            </w:pPr>
+            <w:r/>
+            <w:r>
+              <w:rPr>
+                <w:rFonts w:ascii="Arial" w:hAnsi="Arial"/>
+                <w:sz w:val="17"/>
+              </w:rPr>
+              <w:t>0,44</w:t>
+            </w:r>
+          </w:p>
+        </w:tc>
+        <w:tc>
+          <w:tcPr>
+            <w:tcW w:type="dxa" w:w="1020"/>
+          </w:tcPr>
+          <w:p>
+            <w:pPr>
+              <w:jc w:val="right"/>
+            </w:pPr>
+            <w:r/>
+            <w:r>
+              <w:rPr>
+                <w:rFonts w:ascii="Arial" w:hAnsi="Arial"/>
+                <w:sz w:val="17"/>
+              </w:rPr>
+              <w:t>1 месяц</w:t>
+            </w:r>
+          </w:p>
+        </w:tc>
+        <w:tc>
+          <w:tcPr>
+            <w:tcW w:type="dxa" w:w="2041"/>
+          </w:tcPr>
+          <w:p>
+            <w:pPr>
+              <w:jc w:val="right"/>
+            </w:pPr>
+            <w:r/>
+            <w:r>
+              <w:rPr>
+                <w:rFonts w:ascii="Arial" w:hAnsi="Arial"/>
+                <w:sz w:val="17"/>
+              </w:rPr>
+              <w:t>Закупки</w:t>
+            </w:r>
+          </w:p>
+        </w:tc>
+      </w:tr>
+      <w:tr>
+        <w:tc>
+          <w:tcPr>
+            <w:tcW w:type="dxa" w:w="1020"/>
+          </w:tcPr>
+          <w:p>
+            <w:r/>
+            <w:r>
+              <w:rPr>
+                <w:rFonts w:ascii="Arial" w:hAnsi="Arial"/>
+                <w:sz w:val="17"/>
+              </w:rPr>
+              <w:t>7</w:t>
+            </w:r>
+          </w:p>
+        </w:tc>
+        <w:tc>
+          <w:tcPr>
+            <w:tcW w:type="dxa" w:w="2835"/>
+          </w:tcPr>
+          <w:p>
+            <w:pPr>
+              <w:jc w:val="right"/>
+            </w:pPr>
+            <w:r/>
+            <w:r>
+              <w:rPr>
+                <w:rFonts w:ascii="Arial" w:hAnsi="Arial"/>
+                <w:sz w:val="17"/>
+              </w:rPr>
+              <w:t>Рассмотреть ввод в матрицу</w:t>
+            </w:r>
+          </w:p>
+        </w:tc>
+        <w:tc>
+          <w:tcPr>
+            <w:tcW w:type="dxa" w:w="1361"/>
+          </w:tcPr>
+          <w:p>
+            <w:pPr>
+              <w:jc w:val="right"/>
+            </w:pPr>
+            <w:r/>
+            <w:r>
+              <w:rPr>
+                <w:rFonts w:ascii="Arial" w:hAnsi="Arial"/>
+                <w:sz w:val="17"/>
+              </w:rPr>
+              <w:t>0,58</w:t>
+            </w:r>
+          </w:p>
+        </w:tc>
+        <w:tc>
+          <w:tcPr>
+            <w:tcW w:type="dxa" w:w="1361"/>
+          </w:tcPr>
+          <w:p>
+            <w:pPr>
+              <w:jc w:val="right"/>
+            </w:pPr>
+            <w:r/>
+            <w:r>
+              <w:rPr>
+                <w:rFonts w:ascii="Arial" w:hAnsi="Arial"/>
+                <w:sz w:val="17"/>
+              </w:rPr>
+              <w:t>0,22</w:t>
             </w:r>
           </w:p>
         </w:tc>
@@ -23909,7 +24123,7 @@
           <w:i w:val="0"/>
           <w:sz w:val="21"/>
         </w:rPr>
-        <w:t>Поимённый план - лист «0.Задачи» в приложении: 314 строк, годовой эффект 11,04 млн ₽. По каждой позиции указано, что делать, где, сколько и в какой срок. Столбцы «Статус выполнения» и «Комментарий исполнителя» оставлены пустыми для заполнения в работе, а «Внимание» показывает, что нужно решить до исполнения.</w:t>
+        <w:t>Поимённый план - лист «0.Задачи» в приложении: 312 строк, годовой эффект 11,22 млн ₽. По каждой позиции указано, что делать, где, сколько и в какой срок. Столбцы «Статус выполнения» и «Комментарий исполнителя» оставлены пустыми для заполнения в работе, а «Внимание» показывает, что нужно решить до исполнения.</w:t>
       </w:r>
     </w:p>
     <w:p>
@@ -24078,7 +24292,7 @@
                 <w:rFonts w:ascii="Arial" w:hAnsi="Arial"/>
                 <w:sz w:val="16"/>
               </w:rPr>
-              <w:t>113</w:t>
+              <w:t>108</w:t>
             </w:r>
           </w:p>
         </w:tc>
@@ -24096,7 +24310,7 @@
                 <w:rFonts w:ascii="Arial" w:hAnsi="Arial"/>
                 <w:sz w:val="16"/>
               </w:rPr>
-              <w:t>6,65</w:t>
+              <w:t>6,54</w:t>
             </w:r>
           </w:p>
         </w:tc>
@@ -24114,7 +24328,7 @@
                 <w:rFonts w:ascii="Arial" w:hAnsi="Arial"/>
                 <w:sz w:val="16"/>
               </w:rPr>
-              <w:t>4,05</w:t>
+              <w:t>4,00</w:t>
             </w:r>
           </w:p>
         </w:tc>
@@ -24132,7 +24346,7 @@
                 <w:rFonts w:ascii="Arial" w:hAnsi="Arial"/>
                 <w:sz w:val="16"/>
               </w:rPr>
-              <w:t>2026-09-25</w:t>
+              <w:t>2026-09-30</w:t>
             </w:r>
           </w:p>
         </w:tc>
@@ -24167,7 +24381,7 @@
                 <w:rFonts w:ascii="Arial" w:hAnsi="Arial"/>
                 <w:sz w:val="16"/>
               </w:rPr>
-              <w:t>65</w:t>
+              <w:t>62</w:t>
             </w:r>
           </w:p>
         </w:tc>
@@ -24185,7 +24399,7 @@
                 <w:rFonts w:ascii="Arial" w:hAnsi="Arial"/>
                 <w:sz w:val="16"/>
               </w:rPr>
-              <w:t>1,45</w:t>
+              <w:t>1,43</w:t>
             </w:r>
           </w:p>
         </w:tc>
@@ -24203,7 +24417,7 @@
                 <w:rFonts w:ascii="Arial" w:hAnsi="Arial"/>
                 <w:sz w:val="16"/>
               </w:rPr>
-              <w:t>1,31</w:t>
+              <w:t>1,29</w:t>
             </w:r>
           </w:p>
         </w:tc>
@@ -24221,7 +24435,7 @@
                 <w:rFonts w:ascii="Arial" w:hAnsi="Arial"/>
                 <w:sz w:val="16"/>
               </w:rPr>
-              <w:t>2026-09-18</w:t>
+              <w:t>2026-09-23</w:t>
             </w:r>
           </w:p>
         </w:tc>
@@ -24310,7 +24524,7 @@
                 <w:rFonts w:ascii="Arial" w:hAnsi="Arial"/>
                 <w:sz w:val="16"/>
               </w:rPr>
-              <w:t>2026-10-11</w:t>
+              <w:t>2026-10-16</w:t>
             </w:r>
           </w:p>
         </w:tc>
@@ -24399,7 +24613,7 @@
                 <w:rFonts w:ascii="Arial" w:hAnsi="Arial"/>
                 <w:sz w:val="16"/>
               </w:rPr>
-              <w:t>2026-11-08</w:t>
+              <w:t>2026-11-13</w:t>
             </w:r>
           </w:p>
         </w:tc>
@@ -24434,7 +24648,7 @@
                 <w:rFonts w:ascii="Arial" w:hAnsi="Arial"/>
                 <w:sz w:val="16"/>
               </w:rPr>
-              <w:t>54</w:t>
+              <w:t>52</w:t>
             </w:r>
           </w:p>
         </w:tc>
@@ -24452,7 +24666,7 @@
                 <w:rFonts w:ascii="Arial" w:hAnsi="Arial"/>
                 <w:sz w:val="16"/>
               </w:rPr>
-              <w:t>2,59</w:t>
+              <w:t>2,54</w:t>
             </w:r>
           </w:p>
         </w:tc>
@@ -24470,7 +24684,7 @@
                 <w:rFonts w:ascii="Arial" w:hAnsi="Arial"/>
                 <w:sz w:val="16"/>
               </w:rPr>
-              <w:t>0,99</w:t>
+              <w:t>0,97</w:t>
             </w:r>
           </w:p>
         </w:tc>
@@ -24488,7 +24702,7 @@
                 <w:rFonts w:ascii="Arial" w:hAnsi="Arial"/>
                 <w:sz w:val="16"/>
               </w:rPr>
-              <w:t>2026-09-14</w:t>
+              <w:t>2026-09-19</w:t>
             </w:r>
           </w:p>
         </w:tc>
@@ -24577,7 +24791,7 @@
                 <w:rFonts w:ascii="Arial" w:hAnsi="Arial"/>
                 <w:sz w:val="16"/>
               </w:rPr>
-              <w:t>2026-09-16</w:t>
+              <w:t>2026-09-21</w:t>
             </w:r>
           </w:p>
         </w:tc>
@@ -24630,7 +24844,7 @@
                 <w:rFonts w:ascii="Arial" w:hAnsi="Arial"/>
                 <w:sz w:val="16"/>
               </w:rPr>
-              <w:t>0,89</w:t>
+              <w:t>1,00</w:t>
             </w:r>
           </w:p>
         </w:tc>
@@ -24648,7 +24862,7 @@
                 <w:rFonts w:ascii="Arial" w:hAnsi="Arial"/>
                 <w:sz w:val="16"/>
               </w:rPr>
-              <w:t>0,41</w:t>
+              <w:t>0,46</w:t>
             </w:r>
           </w:p>
         </w:tc>
@@ -24666,7 +24880,7 @@
                 <w:rFonts w:ascii="Arial" w:hAnsi="Arial"/>
                 <w:sz w:val="16"/>
               </w:rPr>
-              <w:t>2026-10-23</w:t>
+              <w:t>2026-10-28</w:t>
             </w:r>
           </w:p>
         </w:tc>
@@ -24701,7 +24915,7 @@
                 <w:rFonts w:ascii="Arial" w:hAnsi="Arial"/>
                 <w:sz w:val="16"/>
               </w:rPr>
-              <w:t>15</w:t>
+              <w:t>23</w:t>
             </w:r>
           </w:p>
         </w:tc>
@@ -24719,7 +24933,7 @@
                 <w:rFonts w:ascii="Arial" w:hAnsi="Arial"/>
                 <w:sz w:val="16"/>
               </w:rPr>
-              <w:t>1,57</w:t>
+              <w:t>1,69</w:t>
             </w:r>
           </w:p>
         </w:tc>
@@ -24737,7 +24951,7 @@
                 <w:rFonts w:ascii="Arial" w:hAnsi="Arial"/>
                 <w:sz w:val="16"/>
               </w:rPr>
-              <w:t>0,21</w:t>
+              <w:t>0,34</w:t>
             </w:r>
           </w:p>
         </w:tc>
@@ -24755,7 +24969,7 @@
                 <w:rFonts w:ascii="Arial" w:hAnsi="Arial"/>
                 <w:sz w:val="16"/>
               </w:rPr>
-              <w:t>2026-09-23</w:t>
+              <w:t>2026-09-28</w:t>
             </w:r>
           </w:p>
         </w:tc>
@@ -24772,7 +24986,7 @@
                 <w:rFonts w:ascii="Arial" w:hAnsi="Arial"/>
                 <w:sz w:val="16"/>
               </w:rPr>
-              <w:t>Разобраться с ценой - остальное</w:t>
+              <w:t>Рассмотреть ввод в матрицу</w:t>
             </w:r>
           </w:p>
         </w:tc>
@@ -24790,7 +25004,7 @@
                 <w:rFonts w:ascii="Arial" w:hAnsi="Arial"/>
                 <w:sz w:val="16"/>
               </w:rPr>
-              <w:t>1</w:t>
+              <w:t>3</w:t>
             </w:r>
           </w:p>
         </w:tc>
@@ -24808,7 +25022,7 @@
                 <w:rFonts w:ascii="Arial" w:hAnsi="Arial"/>
                 <w:sz w:val="16"/>
               </w:rPr>
-              <w:t>0,29</w:t>
+              <w:t>0,52</w:t>
             </w:r>
           </w:p>
         </w:tc>
@@ -24826,7 +25040,7 @@
                 <w:rFonts w:ascii="Arial" w:hAnsi="Arial"/>
                 <w:sz w:val="16"/>
               </w:rPr>
-              <w:t>0,17</w:t>
+              <w:t>0,21</w:t>
             </w:r>
           </w:p>
         </w:tc>
@@ -24844,7 +25058,7 @@
                 <w:rFonts w:ascii="Arial" w:hAnsi="Arial"/>
                 <w:sz w:val="16"/>
               </w:rPr>
-              <w:t>2026-10-12</w:t>
+              <w:t>2026-10-16</w:t>
             </w:r>
           </w:p>
         </w:tc>
@@ -24861,7 +25075,7 @@
                 <w:rFonts w:ascii="Arial" w:hAnsi="Arial"/>
                 <w:sz w:val="16"/>
               </w:rPr>
-              <w:t>Разобраться с ценой - мелочь пакетом</w:t>
+              <w:t>Разобраться с ценой - остальное</w:t>
             </w:r>
           </w:p>
         </w:tc>
@@ -24897,7 +25111,7 @@
                 <w:rFonts w:ascii="Arial" w:hAnsi="Arial"/>
                 <w:sz w:val="16"/>
               </w:rPr>
-              <w:t>0,73</w:t>
+              <w:t>0,29</w:t>
             </w:r>
           </w:p>
         </w:tc>
@@ -24915,7 +25129,7 @@
                 <w:rFonts w:ascii="Arial" w:hAnsi="Arial"/>
                 <w:sz w:val="16"/>
               </w:rPr>
-              <w:t>0,16</w:t>
+              <w:t>0,18</w:t>
             </w:r>
           </w:p>
         </w:tc>
@@ -24933,7 +25147,7 @@
                 <w:rFonts w:ascii="Arial" w:hAnsi="Arial"/>
                 <w:sz w:val="16"/>
               </w:rPr>
-              <w:t>2026-10-12</w:t>
+              <w:t>2026-10-17</w:t>
             </w:r>
           </w:p>
         </w:tc>
@@ -24950,7 +25164,7 @@
                 <w:rFonts w:ascii="Arial" w:hAnsi="Arial"/>
                 <w:sz w:val="16"/>
               </w:rPr>
-              <w:t>Рассмотреть ввод в матрицу</w:t>
+              <w:t>Разобраться с ценой - мелочь пакетом</w:t>
             </w:r>
           </w:p>
         </w:tc>
@@ -24968,7 +25182,7 @@
                 <w:rFonts w:ascii="Arial" w:hAnsi="Arial"/>
                 <w:sz w:val="16"/>
               </w:rPr>
-              <w:t>3</w:t>
+              <w:t>1</w:t>
             </w:r>
           </w:p>
         </w:tc>
@@ -24986,7 +25200,7 @@
                 <w:rFonts w:ascii="Arial" w:hAnsi="Arial"/>
                 <w:sz w:val="16"/>
               </w:rPr>
-              <w:t>0,52</w:t>
+              <w:t>0,73</w:t>
             </w:r>
           </w:p>
         </w:tc>
@@ -25004,7 +25218,7 @@
                 <w:rFonts w:ascii="Arial" w:hAnsi="Arial"/>
                 <w:sz w:val="16"/>
               </w:rPr>
-              <w:t>0,15</w:t>
+              <w:t>0,16</w:t>
             </w:r>
           </w:p>
         </w:tc>
@@ -25022,7 +25236,7 @@
                 <w:rFonts w:ascii="Arial" w:hAnsi="Arial"/>
                 <w:sz w:val="16"/>
               </w:rPr>
-              <w:t>2026-10-18</w:t>
+              <w:t>2026-10-17</w:t>
             </w:r>
           </w:p>
         </w:tc>
@@ -25075,30 +25289,30 @@
                 <w:rFonts w:ascii="Arial" w:hAnsi="Arial"/>
                 <w:sz w:val="16"/>
               </w:rPr>
+              <w:t>0,13</w:t>
+            </w:r>
+          </w:p>
+        </w:tc>
+        <w:tc>
+          <w:tcPr>
+            <w:tcW w:type="dxa" w:w="1701"/>
+          </w:tcPr>
+          <w:p>
+            <w:pPr>
+              <w:jc w:val="right"/>
+            </w:pPr>
+            <w:r/>
+            <w:r>
+              <w:rPr>
+                <w:rFonts w:ascii="Arial" w:hAnsi="Arial"/>
+                <w:sz w:val="16"/>
+              </w:rPr>
               <w:t>0,12</w:t>
             </w:r>
           </w:p>
         </w:tc>
         <w:tc>
           <w:tcPr>
-            <w:tcW w:type="dxa" w:w="1701"/>
-          </w:tcPr>
-          <w:p>
-            <w:pPr>
-              <w:jc w:val="right"/>
-            </w:pPr>
-            <w:r/>
-            <w:r>
-              <w:rPr>
-                <w:rFonts w:ascii="Arial" w:hAnsi="Arial"/>
-                <w:sz w:val="16"/>
-              </w:rPr>
-              <w:t>0,10</w:t>
-            </w:r>
-          </w:p>
-        </w:tc>
-        <w:tc>
-          <w:tcPr>
             <w:tcW w:type="dxa" w:w="1361"/>
           </w:tcPr>
           <w:p>
@@ -25111,7 +25325,7 @@
                 <w:rFonts w:ascii="Arial" w:hAnsi="Arial"/>
                 <w:sz w:val="16"/>
               </w:rPr>
-              <w:t>2026-10-16</w:t>
+              <w:t>2026-10-21</w:t>
             </w:r>
           </w:p>
         </w:tc>
@@ -25200,7 +25414,7 @@
                 <w:rFonts w:ascii="Arial" w:hAnsi="Arial"/>
                 <w:sz w:val="16"/>
               </w:rPr>
-              <w:t>2026-10-14</w:t>
+              <w:t>2026-10-19</w:t>
             </w:r>
           </w:p>
         </w:tc>
@@ -25289,7 +25503,7 @@
                 <w:rFonts w:ascii="Arial" w:hAnsi="Arial"/>
                 <w:sz w:val="16"/>
               </w:rPr>
-              <w:t>2026-10-16</w:t>
+              <w:t>2026-10-21</w:t>
             </w:r>
           </w:p>
         </w:tc>
@@ -25378,7 +25592,7 @@
                 <w:rFonts w:ascii="Arial" w:hAnsi="Arial"/>
                 <w:sz w:val="16"/>
               </w:rPr>
-              <w:t>2026-10-23</w:t>
+              <w:t>2026-10-28</w:t>
             </w:r>
           </w:p>
         </w:tc>
@@ -25467,7 +25681,7 @@
                 <w:rFonts w:ascii="Arial" w:hAnsi="Arial"/>
                 <w:sz w:val="16"/>
               </w:rPr>
-              <w:t>2026-11-08</w:t>
+              <w:t>2026-11-13</w:t>
             </w:r>
           </w:p>
         </w:tc>
@@ -25484,7 +25698,7 @@
                 <w:rFonts w:ascii="Arial" w:hAnsi="Arial"/>
                 <w:sz w:val="16"/>
               </w:rPr>
-              <w:t>Дозаказать - остальное</w:t>
+              <w:t>Пересмотреть закупку - остальное</w:t>
             </w:r>
           </w:p>
         </w:tc>
@@ -25520,7 +25734,7 @@
                 <w:rFonts w:ascii="Arial" w:hAnsi="Arial"/>
                 <w:sz w:val="16"/>
               </w:rPr>
-              <w:t>0,48</w:t>
+              <w:t>0,38</w:t>
             </w:r>
           </w:p>
         </w:tc>
@@ -25538,7 +25752,7 @@
                 <w:rFonts w:ascii="Arial" w:hAnsi="Arial"/>
                 <w:sz w:val="16"/>
               </w:rPr>
-              <w:t>0,07</w:t>
+              <w:t>0,06</w:t>
             </w:r>
           </w:p>
         </w:tc>
@@ -25556,7 +25770,7 @@
                 <w:rFonts w:ascii="Arial" w:hAnsi="Arial"/>
                 <w:sz w:val="16"/>
               </w:rPr>
-              <w:t>2026-10-14</w:t>
+              <w:t>2026-10-19</w:t>
             </w:r>
           </w:p>
         </w:tc>
@@ -25573,7 +25787,7 @@
                 <w:rFonts w:ascii="Arial" w:hAnsi="Arial"/>
                 <w:sz w:val="16"/>
               </w:rPr>
-              <w:t>Пересмотреть закупку - остальное</w:t>
+              <w:t>Дозаказать - мелочь пакетом</w:t>
             </w:r>
           </w:p>
         </w:tc>
@@ -25609,7 +25823,7 @@
                 <w:rFonts w:ascii="Arial" w:hAnsi="Arial"/>
                 <w:sz w:val="16"/>
               </w:rPr>
-              <w:t>0,38</w:t>
+              <w:t>0,30</w:t>
             </w:r>
           </w:p>
         </w:tc>
@@ -25627,7 +25841,7 @@
                 <w:rFonts w:ascii="Arial" w:hAnsi="Arial"/>
                 <w:sz w:val="16"/>
               </w:rPr>
-              <w:t>0,06</w:t>
+              <w:t>0,05</w:t>
             </w:r>
           </w:p>
         </w:tc>
@@ -25645,7 +25859,7 @@
                 <w:rFonts w:ascii="Arial" w:hAnsi="Arial"/>
                 <w:sz w:val="16"/>
               </w:rPr>
-              <w:t>2026-10-14</w:t>
+              <w:t>2026-10-19</w:t>
             </w:r>
           </w:p>
         </w:tc>
@@ -25662,7 +25876,7 @@
                 <w:rFonts w:ascii="Arial" w:hAnsi="Arial"/>
                 <w:sz w:val="16"/>
               </w:rPr>
-              <w:t>Дозаказать - мелочь пакетом</w:t>
+              <w:t>Дозаказать - остальное</w:t>
             </w:r>
           </w:p>
         </w:tc>
@@ -25698,7 +25912,7 @@
                 <w:rFonts w:ascii="Arial" w:hAnsi="Arial"/>
                 <w:sz w:val="16"/>
               </w:rPr>
-              <w:t>0,45</w:t>
+              <w:t>0,29</w:t>
             </w:r>
           </w:p>
         </w:tc>
@@ -25734,7 +25948,7 @@
                 <w:rFonts w:ascii="Arial" w:hAnsi="Arial"/>
                 <w:sz w:val="16"/>
               </w:rPr>
-              <w:t>2026-10-14</w:t>
+              <w:t>2026-10-19</w:t>
             </w:r>
           </w:p>
         </w:tc>
@@ -25805,7 +26019,7 @@
                 <w:rFonts w:ascii="Arial" w:hAnsi="Arial"/>
                 <w:sz w:val="16"/>
               </w:rPr>
-              <w:t>0,00</w:t>
+              <w:t>0,01</w:t>
             </w:r>
           </w:p>
         </w:tc>
@@ -25823,7 +26037,7 @@
                 <w:rFonts w:ascii="Arial" w:hAnsi="Arial"/>
                 <w:sz w:val="16"/>
               </w:rPr>
-              <w:t>2026-11-08</w:t>
+              <w:t>2026-11-13</w:t>
             </w:r>
           </w:p>
         </w:tc>
@@ -25912,7 +26126,7 @@
                 <w:rFonts w:ascii="Arial" w:hAnsi="Arial"/>
                 <w:sz w:val="16"/>
               </w:rPr>
-              <w:t>2026-11-08</w:t>
+              <w:t>2026-11-13</w:t>
             </w:r>
           </w:p>
         </w:tc>

--- a/3_ОТЧЁТЫ/2026-09-16/(Руфина) Аналитическая_записка_2026-09-16_данные_по_11.09.docx
+++ b/3_ОТЧЁТЫ/2026-09-16/(Руфина) Аналитическая_записка_2026-09-16_данные_по_11.09.docx
@@ -593,7 +593,7 @@
                 <w:rFonts w:ascii="Arial" w:hAnsi="Arial"/>
                 <w:sz w:val="18"/>
               </w:rPr>
-              <w:t>11,47 млн ₽</w:t>
+              <w:t>11,46 млн ₽</w:t>
             </w:r>
           </w:p>
         </w:tc>
@@ -1438,7 +1438,7 @@
                 <w:rFonts w:ascii="Arial" w:hAnsi="Arial"/>
                 <w:sz w:val="17"/>
               </w:rPr>
-              <w:t>1,64</w:t>
+              <w:t>1,63</w:t>
             </w:r>
           </w:p>
         </w:tc>
@@ -1456,7 +1456,7 @@
                 <w:rFonts w:ascii="Arial" w:hAnsi="Arial"/>
                 <w:sz w:val="17"/>
               </w:rPr>
-              <w:t>1,49</w:t>
+              <w:t>1,48</w:t>
             </w:r>
           </w:p>
         </w:tc>
@@ -23511,7 +23511,7 @@
                 <w:rFonts w:ascii="Arial" w:hAnsi="Arial"/>
                 <w:sz w:val="17"/>
               </w:rPr>
-              <w:t>1,64</w:t>
+              <w:t>1,63</w:t>
             </w:r>
           </w:p>
         </w:tc>
@@ -23529,7 +23529,7 @@
                 <w:rFonts w:ascii="Arial" w:hAnsi="Arial"/>
                 <w:sz w:val="17"/>
               </w:rPr>
-              <w:t>1,49</w:t>
+              <w:t>1,48</w:t>
             </w:r>
           </w:p>
         </w:tc>
@@ -24123,7 +24123,7 @@
           <w:i w:val="0"/>
           <w:sz w:val="21"/>
         </w:rPr>
-        <w:t>Поимённый план - лист «0.Задачи» в приложении: 312 строк, годовой эффект 11,22 млн ₽. По каждой позиции указано, что делать, где, сколько и в какой срок. Столбцы «Статус выполнения» и «Комментарий исполнителя» оставлены пустыми для заполнения в работе, а «Внимание» показывает, что нужно решить до исполнения.</w:t>
+        <w:t>Поимённый план - лист «0.Задачи» в приложении: 312 строк, годовой эффект 11,20 млн ₽. По каждой позиции указано, что делать, где, сколько и в какой срок. Столбцы «Статус выполнения» и «Комментарий исполнителя» оставлены пустыми для заполнения в работе, а «Внимание» показывает, что нужно решить до исполнения.</w:t>
       </w:r>
     </w:p>
     <w:p>
@@ -24292,7 +24292,7 @@
                 <w:rFonts w:ascii="Arial" w:hAnsi="Arial"/>
                 <w:sz w:val="16"/>
               </w:rPr>
-              <w:t>108</w:t>
+              <w:t>109</w:t>
             </w:r>
           </w:p>
         </w:tc>
@@ -24310,7 +24310,7 @@
                 <w:rFonts w:ascii="Arial" w:hAnsi="Arial"/>
                 <w:sz w:val="16"/>
               </w:rPr>
-              <w:t>6,54</w:t>
+              <w:t>6,57</w:t>
             </w:r>
           </w:p>
         </w:tc>
@@ -24328,7 +24328,7 @@
                 <w:rFonts w:ascii="Arial" w:hAnsi="Arial"/>
                 <w:sz w:val="16"/>
               </w:rPr>
-              <w:t>4,00</w:t>
+              <w:t>4,01</w:t>
             </w:r>
           </w:p>
         </w:tc>
@@ -24381,7 +24381,7 @@
                 <w:rFonts w:ascii="Arial" w:hAnsi="Arial"/>
                 <w:sz w:val="16"/>
               </w:rPr>
-              <w:t>62</w:t>
+              <w:t>61</w:t>
             </w:r>
           </w:p>
         </w:tc>
@@ -24399,7 +24399,7 @@
                 <w:rFonts w:ascii="Arial" w:hAnsi="Arial"/>
                 <w:sz w:val="16"/>
               </w:rPr>
-              <w:t>1,43</w:t>
+              <w:t>1,42</w:t>
             </w:r>
           </w:p>
         </w:tc>
@@ -24417,7 +24417,7 @@
                 <w:rFonts w:ascii="Arial" w:hAnsi="Arial"/>
                 <w:sz w:val="16"/>
               </w:rPr>
-              <w:t>1,29</w:t>
+              <w:t>1,28</w:t>
             </w:r>
           </w:p>
         </w:tc>
@@ -24844,7 +24844,7 @@
                 <w:rFonts w:ascii="Arial" w:hAnsi="Arial"/>
                 <w:sz w:val="16"/>
               </w:rPr>
-              <w:t>1,00</w:t>
+              <w:t>0,98</w:t>
             </w:r>
           </w:p>
         </w:tc>
@@ -24862,7 +24862,7 @@
                 <w:rFonts w:ascii="Arial" w:hAnsi="Arial"/>
                 <w:sz w:val="16"/>
               </w:rPr>
-              <w:t>0,46</w:t>
+              <w:t>0,45</w:t>
             </w:r>
           </w:p>
         </w:tc>
@@ -25289,7 +25289,7 @@
                 <w:rFonts w:ascii="Arial" w:hAnsi="Arial"/>
                 <w:sz w:val="16"/>
               </w:rPr>
-              <w:t>0,13</w:t>
+              <w:t>0,14</w:t>
             </w:r>
           </w:p>
         </w:tc>

--- a/3_ОТЧЁТЫ/2026-09-16/(Руфина) Аналитическая_записка_2026-09-16_данные_по_11.09.docx
+++ b/3_ОТЧЁТЫ/2026-09-16/(Руфина) Аналитическая_записка_2026-09-16_данные_по_11.09.docx
@@ -11009,7 +11009,7 @@
                 <w:rFonts w:ascii="Arial" w:hAnsi="Arial"/>
                 <w:sz w:val="16"/>
               </w:rPr>
-              <w:t>32 %</w:t>
+              <w:t>26 %</w:t>
             </w:r>
           </w:p>
         </w:tc>
@@ -11188,7 +11188,7 @@
                 <w:rFonts w:ascii="Arial" w:hAnsi="Arial"/>
                 <w:sz w:val="16"/>
               </w:rPr>
-              <w:t>19 %</w:t>
+              <w:t>25 %</w:t>
             </w:r>
           </w:p>
         </w:tc>
@@ -11546,7 +11546,7 @@
                 <w:rFonts w:ascii="Arial" w:hAnsi="Arial"/>
                 <w:sz w:val="16"/>
               </w:rPr>
-              <w:t>80 %</w:t>
+              <w:t>63 %</w:t>
             </w:r>
           </w:p>
         </w:tc>
@@ -11727,7 +11727,7 @@
                 <w:rFonts w:ascii="Arial" w:hAnsi="Arial"/>
                 <w:sz w:val="16"/>
               </w:rPr>
-              <w:t>-</w:t>
+              <w:t>22 %</w:t>
             </w:r>
           </w:p>
         </w:tc>
@@ -12157,7 +12157,7 @@
                 <w:rFonts w:ascii="Arial" w:hAnsi="Arial"/>
                 <w:sz w:val="16"/>
               </w:rPr>
-              <w:t>23 %</w:t>
+              <w:t>17 %</w:t>
             </w:r>
           </w:p>
         </w:tc>
@@ -12336,7 +12336,7 @@
                 <w:rFonts w:ascii="Arial" w:hAnsi="Arial"/>
                 <w:sz w:val="16"/>
               </w:rPr>
-              <w:t>27 %</w:t>
+              <w:t>25 %</w:t>
             </w:r>
           </w:p>
         </w:tc>
@@ -12517,7 +12517,7 @@
                 <w:rFonts w:ascii="Arial" w:hAnsi="Arial"/>
                 <w:sz w:val="16"/>
               </w:rPr>
-              <w:t>47 %</w:t>
+              <w:t>38 %</w:t>
             </w:r>
           </w:p>
         </w:tc>
@@ -12696,7 +12696,7 @@
                 <w:rFonts w:ascii="Arial" w:hAnsi="Arial"/>
                 <w:sz w:val="16"/>
               </w:rPr>
-              <w:t>26 %</w:t>
+              <w:t>28 %</w:t>
             </w:r>
           </w:p>
         </w:tc>
@@ -13054,7 +13054,7 @@
                 <w:rFonts w:ascii="Arial" w:hAnsi="Arial"/>
                 <w:sz w:val="16"/>
               </w:rPr>
-              <w:t>10 %</w:t>
+              <w:t>13 %</w:t>
             </w:r>
           </w:p>
         </w:tc>
@@ -13233,7 +13233,7 @@
                 <w:rFonts w:ascii="Arial" w:hAnsi="Arial"/>
                 <w:sz w:val="16"/>
               </w:rPr>
-              <w:t>48 %</w:t>
+              <w:t>39 %</w:t>
             </w:r>
           </w:p>
         </w:tc>
@@ -13412,7 +13412,7 @@
                 <w:rFonts w:ascii="Arial" w:hAnsi="Arial"/>
                 <w:sz w:val="16"/>
               </w:rPr>
-              <w:t>27 %</w:t>
+              <w:t>31 %</w:t>
             </w:r>
           </w:p>
         </w:tc>
@@ -13591,7 +13591,7 @@
                 <w:rFonts w:ascii="Arial" w:hAnsi="Arial"/>
                 <w:sz w:val="16"/>
               </w:rPr>
-              <w:t>18 %</w:t>
+              <w:t>22 %</w:t>
             </w:r>
           </w:p>
         </w:tc>
@@ -14130,7 +14130,7 @@
                 <w:rFonts w:ascii="Arial" w:hAnsi="Arial"/>
                 <w:sz w:val="16"/>
               </w:rPr>
-              <w:t>100 %</w:t>
+              <w:t>9 %</w:t>
             </w:r>
           </w:p>
         </w:tc>

--- a/3_ОТЧЁТЫ/2026-09-16/(Руфина) Аналитическая_записка_2026-09-16_данные_по_11.09.docx
+++ b/3_ОТЧЁТЫ/2026-09-16/(Руфина) Аналитическая_записка_2026-09-16_данные_по_11.09.docx
@@ -593,7 +593,7 @@
                 <w:rFonts w:ascii="Arial" w:hAnsi="Arial"/>
                 <w:sz w:val="18"/>
               </w:rPr>
-              <w:t>11,46 млн ₽</w:t>
+              <w:t>11,52 млн ₽</w:t>
             </w:r>
           </w:p>
         </w:tc>
@@ -611,7 +611,7 @@
                 <w:rFonts w:ascii="Arial" w:hAnsi="Arial"/>
                 <w:sz w:val="18"/>
               </w:rPr>
-              <w:t>плюс 4,76 млн ₽/год экономии на хранении</w:t>
+              <w:t>плюс 4,77 млн ₽/год экономии на хранении</w:t>
             </w:r>
           </w:p>
         </w:tc>
@@ -655,7 +655,7 @@
                 <w:color w:val="C00000"/>
                 <w:sz w:val="21"/>
               </w:rPr>
-              <w:t>Если не делать ничего, за квартал потеряем 2,50 млн ₽: 2,12 млн на содержании ненужного запаса и 0,38 млн упущенной прибыли на дефиците. При этом 9,83 млн ₽ остаются замороженными.</w:t>
+              <w:t>Если не делать ничего, за квартал потеряем 2,51 млн ₽: 2,12 млн на содержании ненужного запаса и 0,38 млн упущенной прибыли на дефиците. При этом 9,89 млн ₽ остаются замороженными.</w:t>
             </w:r>
           </w:p>
         </w:tc>
@@ -1721,7 +1721,7 @@
           <w:i w:val="0"/>
           <w:sz w:val="21"/>
         </w:rPr>
-        <w:t>Из 48,40 млн ₽ запаса 5,89 млн не продавались ни разу за период. Ещё 7,87 млн - медленный товар, содержание которого дороже приносимой им прибыли.</w:t>
+        <w:t>Из 48,40 млн ₽ запаса 5,96 млн не продавались ни разу за период. Ещё 7,87 млн - медленный товар, содержание которого дороже приносимой им прибыли.</w:t>
       </w:r>
     </w:p>
     <w:p>
@@ -1736,7 +1736,7 @@
           <w:i/>
           <w:sz w:val="19"/>
         </w:rPr>
-        <w:t>Отдельно выделены новинки: 93 позиций на 3,53 млн ₽ моложе 90 дней. Продаж по ним ещё нет, но это не неликвид - за ними надо наблюдать, а не выводить.</w:t>
+        <w:t>Отдельно выделены новинки: 88 позиций на 3,46 млн ₽ моложе 90 дней. Продаж по ним ещё нет, но это не неликвид - за ними надо наблюдать, а не выводить.</w:t>
       </w:r>
     </w:p>
     <w:p>
@@ -18890,7 +18890,7 @@
                 <w:rFonts w:ascii="Arial" w:hAnsi="Arial"/>
                 <w:sz w:val="16"/>
               </w:rPr>
-              <w:t>X</w:t>
+              <w:t>-</w:t>
             </w:r>
           </w:p>
         </w:tc>
@@ -18908,7 +18908,7 @@
                 <w:rFonts w:ascii="Arial" w:hAnsi="Arial"/>
                 <w:sz w:val="16"/>
               </w:rPr>
-              <w:t>9</w:t>
+              <w:t>34</w:t>
             </w:r>
           </w:p>
         </w:tc>
@@ -18926,7 +18926,7 @@
                 <w:rFonts w:ascii="Arial" w:hAnsi="Arial"/>
                 <w:sz w:val="16"/>
               </w:rPr>
-              <w:t>4,31</w:t>
+              <w:t>4,95</w:t>
             </w:r>
           </w:p>
         </w:tc>
@@ -18944,7 +18944,7 @@
                 <w:rFonts w:ascii="Arial" w:hAnsi="Arial"/>
                 <w:sz w:val="16"/>
               </w:rPr>
-              <w:t>3,0 %</w:t>
+              <w:t>3,4 %</w:t>
             </w:r>
           </w:p>
         </w:tc>
@@ -18962,7 +18962,7 @@
                 <w:rFonts w:ascii="Arial" w:hAnsi="Arial"/>
                 <w:sz w:val="16"/>
               </w:rPr>
-              <w:t>0,73</w:t>
+              <w:t>0,62</w:t>
             </w:r>
           </w:p>
         </w:tc>
@@ -18980,7 +18980,6 @@
                 <w:rFonts w:ascii="Arial" w:hAnsi="Arial"/>
                 <w:sz w:val="16"/>
               </w:rPr>
-              <w:t>Держать всегда. Автозаказ, страховой запас минимальный - с</w:t>
             </w:r>
           </w:p>
         </w:tc>
@@ -19015,7 +19014,7 @@
                 <w:rFonts w:ascii="Arial" w:hAnsi="Arial"/>
                 <w:sz w:val="16"/>
               </w:rPr>
-              <w:t>Y</w:t>
+              <w:t>X</w:t>
             </w:r>
           </w:p>
         </w:tc>
@@ -19033,7 +19032,7 @@
                 <w:rFonts w:ascii="Arial" w:hAnsi="Arial"/>
                 <w:sz w:val="16"/>
               </w:rPr>
-              <w:t>81</w:t>
+              <w:t>27</w:t>
             </w:r>
           </w:p>
         </w:tc>
@@ -19051,7 +19050,7 @@
                 <w:rFonts w:ascii="Arial" w:hAnsi="Arial"/>
                 <w:sz w:val="16"/>
               </w:rPr>
-              <w:t>34,82</w:t>
+              <w:t>9,40</w:t>
             </w:r>
           </w:p>
         </w:tc>
@@ -19069,7 +19068,7 @@
                 <w:rFonts w:ascii="Arial" w:hAnsi="Arial"/>
                 <w:sz w:val="16"/>
               </w:rPr>
-              <w:t>24,2 %</w:t>
+              <w:t>6,5 %</w:t>
             </w:r>
           </w:p>
         </w:tc>
@@ -19087,7 +19086,7 @@
                 <w:rFonts w:ascii="Arial" w:hAnsi="Arial"/>
                 <w:sz w:val="16"/>
               </w:rPr>
-              <w:t>9,49</w:t>
+              <w:t>1,49</w:t>
             </w:r>
           </w:p>
         </w:tc>
@@ -19105,7 +19104,7 @@
                 <w:rFonts w:ascii="Arial" w:hAnsi="Arial"/>
                 <w:sz w:val="16"/>
               </w:rPr>
-              <w:t>Держать с сезонным запасом. Нормы пересматривать перед сез</w:t>
+              <w:t>Держать всегда. Автозаказ, страховой запас минимальный - с</w:t>
             </w:r>
           </w:p>
         </w:tc>
@@ -19140,7 +19139,7 @@
                 <w:rFonts w:ascii="Arial" w:hAnsi="Arial"/>
                 <w:sz w:val="16"/>
               </w:rPr>
-              <w:t>Z</w:t>
+              <w:t>Y</w:t>
             </w:r>
           </w:p>
         </w:tc>
@@ -19158,7 +19157,7 @@
                 <w:rFonts w:ascii="Arial" w:hAnsi="Arial"/>
                 <w:sz w:val="16"/>
               </w:rPr>
-              <w:t>404</w:t>
+              <w:t>149</w:t>
             </w:r>
           </w:p>
         </w:tc>
@@ -19176,7 +19175,7 @@
                 <w:rFonts w:ascii="Arial" w:hAnsi="Arial"/>
                 <w:sz w:val="16"/>
               </w:rPr>
-              <w:t>76,08</w:t>
+              <w:t>47,35</w:t>
             </w:r>
           </w:p>
         </w:tc>
@@ -19194,7 +19193,7 @@
                 <w:rFonts w:ascii="Arial" w:hAnsi="Arial"/>
                 <w:sz w:val="16"/>
               </w:rPr>
-              <w:t>52,8 %</w:t>
+              <w:t>32,9 %</w:t>
             </w:r>
           </w:p>
         </w:tc>
@@ -19212,7 +19211,7 @@
                 <w:rFonts w:ascii="Arial" w:hAnsi="Arial"/>
                 <w:sz w:val="16"/>
               </w:rPr>
-              <w:t>17,11</w:t>
+              <w:t>14,46</w:t>
             </w:r>
           </w:p>
         </w:tc>
@@ -19230,7 +19229,7 @@
                 <w:rFonts w:ascii="Arial" w:hAnsi="Arial"/>
                 <w:sz w:val="16"/>
               </w:rPr>
-              <w:t>Держать, но страховой запас выше. Спрос рваный - следить в</w:t>
+              <w:t>Держать с сезонным запасом. Нормы пересматривать перед сез</w:t>
             </w:r>
           </w:p>
         </w:tc>
@@ -19247,7 +19246,7 @@
                 <w:rFonts w:ascii="Arial" w:hAnsi="Arial"/>
                 <w:sz w:val="16"/>
               </w:rPr>
-              <w:t>B</w:t>
+              <w:t>A</w:t>
             </w:r>
           </w:p>
         </w:tc>
@@ -19265,7 +19264,7 @@
                 <w:rFonts w:ascii="Arial" w:hAnsi="Arial"/>
                 <w:sz w:val="16"/>
               </w:rPr>
-              <w:t>Y</w:t>
+              <w:t>Z</w:t>
             </w:r>
           </w:p>
         </w:tc>
@@ -19283,7 +19282,7 @@
                 <w:rFonts w:ascii="Arial" w:hAnsi="Arial"/>
                 <w:sz w:val="16"/>
               </w:rPr>
-              <w:t>32</w:t>
+              <w:t>284</w:t>
             </w:r>
           </w:p>
         </w:tc>
@@ -19301,7 +19300,7 @@
                 <w:rFonts w:ascii="Arial" w:hAnsi="Arial"/>
                 <w:sz w:val="16"/>
               </w:rPr>
-              <w:t>1,32</w:t>
+              <w:t>53,51</w:t>
             </w:r>
           </w:p>
         </w:tc>
@@ -19319,7 +19318,7 @@
                 <w:rFonts w:ascii="Arial" w:hAnsi="Arial"/>
                 <w:sz w:val="16"/>
               </w:rPr>
-              <w:t>0,9 %</w:t>
+              <w:t>37,1 %</w:t>
             </w:r>
           </w:p>
         </w:tc>
@@ -19337,7 +19336,7 @@
                 <w:rFonts w:ascii="Arial" w:hAnsi="Arial"/>
                 <w:sz w:val="16"/>
               </w:rPr>
-              <w:t>0,57</w:t>
+              <w:t>10,77</w:t>
             </w:r>
           </w:p>
         </w:tc>
@@ -19355,7 +19354,7 @@
                 <w:rFonts w:ascii="Arial" w:hAnsi="Arial"/>
                 <w:sz w:val="16"/>
               </w:rPr>
-              <w:t>Автозаказ с сезонной поправкой</w:t>
+              <w:t>Держать, но страховой запас выше. Спрос рваный - следить в</w:t>
             </w:r>
           </w:p>
         </w:tc>
@@ -19390,7 +19389,7 @@
                 <w:rFonts w:ascii="Arial" w:hAnsi="Arial"/>
                 <w:sz w:val="16"/>
               </w:rPr>
-              <w:t>Z</w:t>
+              <w:t>-</w:t>
             </w:r>
           </w:p>
         </w:tc>
@@ -19408,7 +19407,7 @@
                 <w:rFonts w:ascii="Arial" w:hAnsi="Arial"/>
                 <w:sz w:val="16"/>
               </w:rPr>
-              <w:t>571</w:t>
+              <w:t>68</w:t>
             </w:r>
           </w:p>
         </w:tc>
@@ -19426,7 +19425,7 @@
                 <w:rFonts w:ascii="Arial" w:hAnsi="Arial"/>
                 <w:sz w:val="16"/>
               </w:rPr>
-              <w:t>20,33</w:t>
+              <w:t>2,38</w:t>
             </w:r>
           </w:p>
         </w:tc>
@@ -19444,7 +19443,7 @@
                 <w:rFonts w:ascii="Arial" w:hAnsi="Arial"/>
                 <w:sz w:val="16"/>
               </w:rPr>
-              <w:t>14,1 %</w:t>
+              <w:t>1,7 %</w:t>
             </w:r>
           </w:p>
         </w:tc>
@@ -19462,7 +19461,7 @@
                 <w:rFonts w:ascii="Arial" w:hAnsi="Arial"/>
                 <w:sz w:val="16"/>
               </w:rPr>
-              <w:t>5,84</w:t>
+              <w:t>0,46</w:t>
             </w:r>
           </w:p>
         </w:tc>
@@ -19480,7 +19479,6 @@
                 <w:rFonts w:ascii="Arial" w:hAnsi="Arial"/>
                 <w:sz w:val="16"/>
               </w:rPr>
-              <w:t>Снизить норму, часть перевести в заказные</w:t>
             </w:r>
           </w:p>
         </w:tc>
@@ -19497,7 +19495,7 @@
                 <w:rFonts w:ascii="Arial" w:hAnsi="Arial"/>
                 <w:sz w:val="16"/>
               </w:rPr>
-              <w:t>C</w:t>
+              <w:t>B</w:t>
             </w:r>
           </w:p>
         </w:tc>
@@ -19515,7 +19513,7 @@
                 <w:rFonts w:ascii="Arial" w:hAnsi="Arial"/>
                 <w:sz w:val="16"/>
               </w:rPr>
-              <w:t>Y</w:t>
+              <w:t>X</w:t>
             </w:r>
           </w:p>
         </w:tc>
@@ -19533,7 +19531,7 @@
                 <w:rFonts w:ascii="Arial" w:hAnsi="Arial"/>
                 <w:sz w:val="16"/>
               </w:rPr>
-              <w:t>12</w:t>
+              <w:t>21</w:t>
             </w:r>
           </w:p>
         </w:tc>
@@ -19551,7 +19549,7 @@
                 <w:rFonts w:ascii="Arial" w:hAnsi="Arial"/>
                 <w:sz w:val="16"/>
               </w:rPr>
-              <w:t>0,11</w:t>
+              <w:t>0,78</w:t>
             </w:r>
           </w:p>
         </w:tc>
@@ -19569,7 +19567,7 @@
                 <w:rFonts w:ascii="Arial" w:hAnsi="Arial"/>
                 <w:sz w:val="16"/>
               </w:rPr>
-              <w:t>0,1 %</w:t>
+              <w:t>0,5 %</w:t>
             </w:r>
           </w:p>
         </w:tc>
@@ -19587,7 +19585,7 @@
                 <w:rFonts w:ascii="Arial" w:hAnsi="Arial"/>
                 <w:sz w:val="16"/>
               </w:rPr>
-              <w:t>0,10</w:t>
+              <w:t>0,30</w:t>
             </w:r>
           </w:p>
         </w:tc>
@@ -19605,7 +19603,7 @@
                 <w:rFonts w:ascii="Arial" w:hAnsi="Arial"/>
                 <w:sz w:val="16"/>
               </w:rPr>
-              <w:t>Под заказ или минимальный запас в одном месте</w:t>
+              <w:t>Автозаказ по норме. Внимания почти не требует</w:t>
             </w:r>
           </w:p>
         </w:tc>
@@ -19622,6 +19620,256 @@
                 <w:rFonts w:ascii="Arial" w:hAnsi="Arial"/>
                 <w:sz w:val="16"/>
               </w:rPr>
+              <w:t>B</w:t>
+            </w:r>
+          </w:p>
+        </w:tc>
+        <w:tc>
+          <w:tcPr>
+            <w:tcW w:type="dxa" w:w="567"/>
+          </w:tcPr>
+          <w:p>
+            <w:pPr>
+              <w:jc w:val="right"/>
+            </w:pPr>
+            <w:r/>
+            <w:r>
+              <w:rPr>
+                <w:rFonts w:ascii="Arial" w:hAnsi="Arial"/>
+                <w:sz w:val="16"/>
+              </w:rPr>
+              <w:t>Y</w:t>
+            </w:r>
+          </w:p>
+        </w:tc>
+        <w:tc>
+          <w:tcPr>
+            <w:tcW w:type="dxa" w:w="794"/>
+          </w:tcPr>
+          <w:p>
+            <w:pPr>
+              <w:jc w:val="right"/>
+            </w:pPr>
+            <w:r/>
+            <w:r>
+              <w:rPr>
+                <w:rFonts w:ascii="Arial" w:hAnsi="Arial"/>
+                <w:sz w:val="16"/>
+              </w:rPr>
+              <w:t>93</w:t>
+            </w:r>
+          </w:p>
+        </w:tc>
+        <w:tc>
+          <w:tcPr>
+            <w:tcW w:type="dxa" w:w="1134"/>
+          </w:tcPr>
+          <w:p>
+            <w:pPr>
+              <w:jc w:val="right"/>
+            </w:pPr>
+            <w:r/>
+            <w:r>
+              <w:rPr>
+                <w:rFonts w:ascii="Arial" w:hAnsi="Arial"/>
+                <w:sz w:val="16"/>
+              </w:rPr>
+              <w:t>3,45</w:t>
+            </w:r>
+          </w:p>
+        </w:tc>
+        <w:tc>
+          <w:tcPr>
+            <w:tcW w:type="dxa" w:w="1020"/>
+          </w:tcPr>
+          <w:p>
+            <w:pPr>
+              <w:jc w:val="right"/>
+            </w:pPr>
+            <w:r/>
+            <w:r>
+              <w:rPr>
+                <w:rFonts w:ascii="Arial" w:hAnsi="Arial"/>
+                <w:sz w:val="16"/>
+              </w:rPr>
+              <w:t>2,4 %</w:t>
+            </w:r>
+          </w:p>
+        </w:tc>
+        <w:tc>
+          <w:tcPr>
+            <w:tcW w:type="dxa" w:w="1134"/>
+          </w:tcPr>
+          <w:p>
+            <w:pPr>
+              <w:jc w:val="right"/>
+            </w:pPr>
+            <w:r/>
+            <w:r>
+              <w:rPr>
+                <w:rFonts w:ascii="Arial" w:hAnsi="Arial"/>
+                <w:sz w:val="16"/>
+              </w:rPr>
+              <w:t>1,64</w:t>
+            </w:r>
+          </w:p>
+        </w:tc>
+        <w:tc>
+          <w:tcPr>
+            <w:tcW w:type="dxa" w:w="3515"/>
+          </w:tcPr>
+          <w:p>
+            <w:pPr>
+              <w:jc w:val="right"/>
+            </w:pPr>
+            <w:r/>
+            <w:r>
+              <w:rPr>
+                <w:rFonts w:ascii="Arial" w:hAnsi="Arial"/>
+                <w:sz w:val="16"/>
+              </w:rPr>
+              <w:t>Автозаказ с сезонной поправкой</w:t>
+            </w:r>
+          </w:p>
+        </w:tc>
+      </w:tr>
+      <w:tr>
+        <w:tc>
+          <w:tcPr>
+            <w:tcW w:type="dxa" w:w="1474"/>
+          </w:tcPr>
+          <w:p>
+            <w:r/>
+            <w:r>
+              <w:rPr>
+                <w:rFonts w:ascii="Arial" w:hAnsi="Arial"/>
+                <w:sz w:val="16"/>
+              </w:rPr>
+              <w:t>B</w:t>
+            </w:r>
+          </w:p>
+        </w:tc>
+        <w:tc>
+          <w:tcPr>
+            <w:tcW w:type="dxa" w:w="567"/>
+          </w:tcPr>
+          <w:p>
+            <w:pPr>
+              <w:jc w:val="right"/>
+            </w:pPr>
+            <w:r/>
+            <w:r>
+              <w:rPr>
+                <w:rFonts w:ascii="Arial" w:hAnsi="Arial"/>
+                <w:sz w:val="16"/>
+              </w:rPr>
+              <w:t>Z</w:t>
+            </w:r>
+          </w:p>
+        </w:tc>
+        <w:tc>
+          <w:tcPr>
+            <w:tcW w:type="dxa" w:w="794"/>
+          </w:tcPr>
+          <w:p>
+            <w:pPr>
+              <w:jc w:val="right"/>
+            </w:pPr>
+            <w:r/>
+            <w:r>
+              <w:rPr>
+                <w:rFonts w:ascii="Arial" w:hAnsi="Arial"/>
+                <w:sz w:val="16"/>
+              </w:rPr>
+              <w:t>421</w:t>
+            </w:r>
+          </w:p>
+        </w:tc>
+        <w:tc>
+          <w:tcPr>
+            <w:tcW w:type="dxa" w:w="1134"/>
+          </w:tcPr>
+          <w:p>
+            <w:pPr>
+              <w:jc w:val="right"/>
+            </w:pPr>
+            <w:r/>
+            <w:r>
+              <w:rPr>
+                <w:rFonts w:ascii="Arial" w:hAnsi="Arial"/>
+                <w:sz w:val="16"/>
+              </w:rPr>
+              <w:t>15,03</w:t>
+            </w:r>
+          </w:p>
+        </w:tc>
+        <w:tc>
+          <w:tcPr>
+            <w:tcW w:type="dxa" w:w="1020"/>
+          </w:tcPr>
+          <w:p>
+            <w:pPr>
+              <w:jc w:val="right"/>
+            </w:pPr>
+            <w:r/>
+            <w:r>
+              <w:rPr>
+                <w:rFonts w:ascii="Arial" w:hAnsi="Arial"/>
+                <w:sz w:val="16"/>
+              </w:rPr>
+              <w:t>10,4 %</w:t>
+            </w:r>
+          </w:p>
+        </w:tc>
+        <w:tc>
+          <w:tcPr>
+            <w:tcW w:type="dxa" w:w="1134"/>
+          </w:tcPr>
+          <w:p>
+            <w:pPr>
+              <w:jc w:val="right"/>
+            </w:pPr>
+            <w:r/>
+            <w:r>
+              <w:rPr>
+                <w:rFonts w:ascii="Arial" w:hAnsi="Arial"/>
+                <w:sz w:val="16"/>
+              </w:rPr>
+              <w:t>4,01</w:t>
+            </w:r>
+          </w:p>
+        </w:tc>
+        <w:tc>
+          <w:tcPr>
+            <w:tcW w:type="dxa" w:w="3515"/>
+          </w:tcPr>
+          <w:p>
+            <w:pPr>
+              <w:jc w:val="right"/>
+            </w:pPr>
+            <w:r/>
+            <w:r>
+              <w:rPr>
+                <w:rFonts w:ascii="Arial" w:hAnsi="Arial"/>
+                <w:sz w:val="16"/>
+              </w:rPr>
+              <w:t>Снизить норму, часть перевести в заказные</w:t>
+            </w:r>
+          </w:p>
+        </w:tc>
+      </w:tr>
+      <w:tr>
+        <w:tc>
+          <w:tcPr>
+            <w:tcW w:type="dxa" w:w="1474"/>
+          </w:tcPr>
+          <w:p>
+            <w:r/>
+            <w:r>
+              <w:rPr>
+                <w:rFonts w:ascii="Arial" w:hAnsi="Arial"/>
+                <w:sz w:val="16"/>
+              </w:rPr>
               <w:t>C</w:t>
             </w:r>
           </w:p>
@@ -19640,6 +19888,380 @@
                 <w:rFonts w:ascii="Arial" w:hAnsi="Arial"/>
                 <w:sz w:val="16"/>
               </w:rPr>
+              <w:t>-</w:t>
+            </w:r>
+          </w:p>
+        </w:tc>
+        <w:tc>
+          <w:tcPr>
+            <w:tcW w:type="dxa" w:w="794"/>
+          </w:tcPr>
+          <w:p>
+            <w:pPr>
+              <w:jc w:val="right"/>
+            </w:pPr>
+            <w:r/>
+            <w:r>
+              <w:rPr>
+                <w:rFonts w:ascii="Arial" w:hAnsi="Arial"/>
+                <w:sz w:val="16"/>
+              </w:rPr>
+              <w:t>188</w:t>
+            </w:r>
+          </w:p>
+        </w:tc>
+        <w:tc>
+          <w:tcPr>
+            <w:tcW w:type="dxa" w:w="1134"/>
+          </w:tcPr>
+          <w:p>
+            <w:pPr>
+              <w:jc w:val="right"/>
+            </w:pPr>
+            <w:r/>
+            <w:r>
+              <w:rPr>
+                <w:rFonts w:ascii="Arial" w:hAnsi="Arial"/>
+                <w:sz w:val="16"/>
+              </w:rPr>
+              <w:t>1,16</w:t>
+            </w:r>
+          </w:p>
+        </w:tc>
+        <w:tc>
+          <w:tcPr>
+            <w:tcW w:type="dxa" w:w="1020"/>
+          </w:tcPr>
+          <w:p>
+            <w:pPr>
+              <w:jc w:val="right"/>
+            </w:pPr>
+            <w:r/>
+            <w:r>
+              <w:rPr>
+                <w:rFonts w:ascii="Arial" w:hAnsi="Arial"/>
+                <w:sz w:val="16"/>
+              </w:rPr>
+              <w:t>0,8 %</w:t>
+            </w:r>
+          </w:p>
+        </w:tc>
+        <w:tc>
+          <w:tcPr>
+            <w:tcW w:type="dxa" w:w="1134"/>
+          </w:tcPr>
+          <w:p>
+            <w:pPr>
+              <w:jc w:val="right"/>
+            </w:pPr>
+            <w:r/>
+            <w:r>
+              <w:rPr>
+                <w:rFonts w:ascii="Arial" w:hAnsi="Arial"/>
+                <w:sz w:val="16"/>
+              </w:rPr>
+              <w:t>1,15</w:t>
+            </w:r>
+          </w:p>
+        </w:tc>
+        <w:tc>
+          <w:tcPr>
+            <w:tcW w:type="dxa" w:w="3515"/>
+          </w:tcPr>
+          <w:p>
+            <w:pPr>
+              <w:jc w:val="right"/>
+            </w:pPr>
+            <w:r/>
+            <w:r>
+              <w:rPr>
+                <w:rFonts w:ascii="Arial" w:hAnsi="Arial"/>
+                <w:sz w:val="16"/>
+              </w:rPr>
+            </w:r>
+          </w:p>
+        </w:tc>
+      </w:tr>
+      <w:tr>
+        <w:tc>
+          <w:tcPr>
+            <w:tcW w:type="dxa" w:w="1474"/>
+          </w:tcPr>
+          <w:p>
+            <w:r/>
+            <w:r>
+              <w:rPr>
+                <w:rFonts w:ascii="Arial" w:hAnsi="Arial"/>
+                <w:sz w:val="16"/>
+              </w:rPr>
+              <w:t>C</w:t>
+            </w:r>
+          </w:p>
+        </w:tc>
+        <w:tc>
+          <w:tcPr>
+            <w:tcW w:type="dxa" w:w="567"/>
+          </w:tcPr>
+          <w:p>
+            <w:pPr>
+              <w:jc w:val="right"/>
+            </w:pPr>
+            <w:r/>
+            <w:r>
+              <w:rPr>
+                <w:rFonts w:ascii="Arial" w:hAnsi="Arial"/>
+                <w:sz w:val="16"/>
+              </w:rPr>
+              <w:t>X</w:t>
+            </w:r>
+          </w:p>
+        </w:tc>
+        <w:tc>
+          <w:tcPr>
+            <w:tcW w:type="dxa" w:w="794"/>
+          </w:tcPr>
+          <w:p>
+            <w:pPr>
+              <w:jc w:val="right"/>
+            </w:pPr>
+            <w:r/>
+            <w:r>
+              <w:rPr>
+                <w:rFonts w:ascii="Arial" w:hAnsi="Arial"/>
+                <w:sz w:val="16"/>
+              </w:rPr>
+              <w:t>17</w:t>
+            </w:r>
+          </w:p>
+        </w:tc>
+        <w:tc>
+          <w:tcPr>
+            <w:tcW w:type="dxa" w:w="1134"/>
+          </w:tcPr>
+          <w:p>
+            <w:pPr>
+              <w:jc w:val="right"/>
+            </w:pPr>
+            <w:r/>
+            <w:r>
+              <w:rPr>
+                <w:rFonts w:ascii="Arial" w:hAnsi="Arial"/>
+                <w:sz w:val="16"/>
+              </w:rPr>
+              <w:t>0,14</w:t>
+            </w:r>
+          </w:p>
+        </w:tc>
+        <w:tc>
+          <w:tcPr>
+            <w:tcW w:type="dxa" w:w="1020"/>
+          </w:tcPr>
+          <w:p>
+            <w:pPr>
+              <w:jc w:val="right"/>
+            </w:pPr>
+            <w:r/>
+            <w:r>
+              <w:rPr>
+                <w:rFonts w:ascii="Arial" w:hAnsi="Arial"/>
+                <w:sz w:val="16"/>
+              </w:rPr>
+              <w:t>0,1 %</w:t>
+            </w:r>
+          </w:p>
+        </w:tc>
+        <w:tc>
+          <w:tcPr>
+            <w:tcW w:type="dxa" w:w="1134"/>
+          </w:tcPr>
+          <w:p>
+            <w:pPr>
+              <w:jc w:val="right"/>
+            </w:pPr>
+            <w:r/>
+            <w:r>
+              <w:rPr>
+                <w:rFonts w:ascii="Arial" w:hAnsi="Arial"/>
+                <w:sz w:val="16"/>
+              </w:rPr>
+              <w:t>0,14</w:t>
+            </w:r>
+          </w:p>
+        </w:tc>
+        <w:tc>
+          <w:tcPr>
+            <w:tcW w:type="dxa" w:w="3515"/>
+          </w:tcPr>
+          <w:p>
+            <w:pPr>
+              <w:jc w:val="right"/>
+            </w:pPr>
+            <w:r/>
+            <w:r>
+              <w:rPr>
+                <w:rFonts w:ascii="Arial" w:hAnsi="Arial"/>
+                <w:sz w:val="16"/>
+              </w:rPr>
+              <w:t>Минимальная норма, автозаказ редкими партиями</w:t>
+            </w:r>
+          </w:p>
+        </w:tc>
+      </w:tr>
+      <w:tr>
+        <w:tc>
+          <w:tcPr>
+            <w:tcW w:type="dxa" w:w="1474"/>
+          </w:tcPr>
+          <w:p>
+            <w:r/>
+            <w:r>
+              <w:rPr>
+                <w:rFonts w:ascii="Arial" w:hAnsi="Arial"/>
+                <w:sz w:val="16"/>
+              </w:rPr>
+              <w:t>C</w:t>
+            </w:r>
+          </w:p>
+        </w:tc>
+        <w:tc>
+          <w:tcPr>
+            <w:tcW w:type="dxa" w:w="567"/>
+          </w:tcPr>
+          <w:p>
+            <w:pPr>
+              <w:jc w:val="right"/>
+            </w:pPr>
+            <w:r/>
+            <w:r>
+              <w:rPr>
+                <w:rFonts w:ascii="Arial" w:hAnsi="Arial"/>
+                <w:sz w:val="16"/>
+              </w:rPr>
+              <w:t>Y</w:t>
+            </w:r>
+          </w:p>
+        </w:tc>
+        <w:tc>
+          <w:tcPr>
+            <w:tcW w:type="dxa" w:w="794"/>
+          </w:tcPr>
+          <w:p>
+            <w:pPr>
+              <w:jc w:val="right"/>
+            </w:pPr>
+            <w:r/>
+            <w:r>
+              <w:rPr>
+                <w:rFonts w:ascii="Arial" w:hAnsi="Arial"/>
+                <w:sz w:val="16"/>
+              </w:rPr>
+              <w:t>78</w:t>
+            </w:r>
+          </w:p>
+        </w:tc>
+        <w:tc>
+          <w:tcPr>
+            <w:tcW w:type="dxa" w:w="1134"/>
+          </w:tcPr>
+          <w:p>
+            <w:pPr>
+              <w:jc w:val="right"/>
+            </w:pPr>
+            <w:r/>
+            <w:r>
+              <w:rPr>
+                <w:rFonts w:ascii="Arial" w:hAnsi="Arial"/>
+                <w:sz w:val="16"/>
+              </w:rPr>
+              <w:t>0,65</w:t>
+            </w:r>
+          </w:p>
+        </w:tc>
+        <w:tc>
+          <w:tcPr>
+            <w:tcW w:type="dxa" w:w="1020"/>
+          </w:tcPr>
+          <w:p>
+            <w:pPr>
+              <w:jc w:val="right"/>
+            </w:pPr>
+            <w:r/>
+            <w:r>
+              <w:rPr>
+                <w:rFonts w:ascii="Arial" w:hAnsi="Arial"/>
+                <w:sz w:val="16"/>
+              </w:rPr>
+              <w:t>0,5 %</w:t>
+            </w:r>
+          </w:p>
+        </w:tc>
+        <w:tc>
+          <w:tcPr>
+            <w:tcW w:type="dxa" w:w="1134"/>
+          </w:tcPr>
+          <w:p>
+            <w:pPr>
+              <w:jc w:val="right"/>
+            </w:pPr>
+            <w:r/>
+            <w:r>
+              <w:rPr>
+                <w:rFonts w:ascii="Arial" w:hAnsi="Arial"/>
+                <w:sz w:val="16"/>
+              </w:rPr>
+              <w:t>0,69</w:t>
+            </w:r>
+          </w:p>
+        </w:tc>
+        <w:tc>
+          <w:tcPr>
+            <w:tcW w:type="dxa" w:w="3515"/>
+          </w:tcPr>
+          <w:p>
+            <w:pPr>
+              <w:jc w:val="right"/>
+            </w:pPr>
+            <w:r/>
+            <w:r>
+              <w:rPr>
+                <w:rFonts w:ascii="Arial" w:hAnsi="Arial"/>
+                <w:sz w:val="16"/>
+              </w:rPr>
+              <w:t>Под заказ или минимальный запас в одном месте</w:t>
+            </w:r>
+          </w:p>
+        </w:tc>
+      </w:tr>
+      <w:tr>
+        <w:tc>
+          <w:tcPr>
+            <w:tcW w:type="dxa" w:w="1474"/>
+          </w:tcPr>
+          <w:p>
+            <w:r/>
+            <w:r>
+              <w:rPr>
+                <w:rFonts w:ascii="Arial" w:hAnsi="Arial"/>
+                <w:sz w:val="16"/>
+              </w:rPr>
+              <w:t>C</w:t>
+            </w:r>
+          </w:p>
+        </w:tc>
+        <w:tc>
+          <w:tcPr>
+            <w:tcW w:type="dxa" w:w="567"/>
+          </w:tcPr>
+          <w:p>
+            <w:pPr>
+              <w:jc w:val="right"/>
+            </w:pPr>
+            <w:r/>
+            <w:r>
+              <w:rPr>
+                <w:rFonts w:ascii="Arial" w:hAnsi="Arial"/>
+                <w:sz w:val="16"/>
+              </w:rPr>
               <w:t>Z</w:t>
             </w:r>
           </w:p>
@@ -19658,7 +20280,7 @@
                 <w:rFonts w:ascii="Arial" w:hAnsi="Arial"/>
                 <w:sz w:val="16"/>
               </w:rPr>
-              <w:t>1 151</w:t>
+              <w:t>880</w:t>
             </w:r>
           </w:p>
         </w:tc>
@@ -19676,7 +20298,7 @@
                 <w:rFonts w:ascii="Arial" w:hAnsi="Arial"/>
                 <w:sz w:val="16"/>
               </w:rPr>
-              <w:t>7,17</w:t>
+              <w:t>5,33</w:t>
             </w:r>
           </w:p>
         </w:tc>
@@ -19694,7 +20316,7 @@
                 <w:rFonts w:ascii="Arial" w:hAnsi="Arial"/>
                 <w:sz w:val="16"/>
               </w:rPr>
-              <w:t>5,0 %</w:t>
+              <w:t>3,7 %</w:t>
             </w:r>
           </w:p>
         </w:tc>
@@ -19712,7 +20334,7 @@
                 <w:rFonts w:ascii="Arial" w:hAnsi="Arial"/>
                 <w:sz w:val="16"/>
               </w:rPr>
-              <w:t>5,15</w:t>
+              <w:t>3,27</w:t>
             </w:r>
           </w:p>
         </w:tc>
@@ -23725,7 +24347,7 @@
                 <w:rFonts w:ascii="Arial" w:hAnsi="Arial"/>
                 <w:sz w:val="17"/>
               </w:rPr>
-              <w:t>5,58</w:t>
+              <w:t>5,63</w:t>
             </w:r>
           </w:p>
         </w:tc>
@@ -23743,7 +24365,7 @@
                 <w:rFonts w:ascii="Arial" w:hAnsi="Arial"/>
                 <w:sz w:val="17"/>
               </w:rPr>
-              <w:t>2,49</w:t>
+              <w:t>2,51</w:t>
             </w:r>
           </w:p>
         </w:tc>
@@ -24123,7 +24745,7 @@
           <w:i w:val="0"/>
           <w:sz w:val="21"/>
         </w:rPr>
-        <w:t>Поимённый план - лист «0.Задачи» в приложении: 312 строк, годовой эффект 11,20 млн ₽. По каждой позиции указано, что делать, где, сколько и в какой срок. Столбцы «Статус выполнения» и «Комментарий исполнителя» оставлены пустыми для заполнения в работе, а «Внимание» показывает, что нужно решить до исполнения.</w:t>
+        <w:t>Поимённый план - лист «0.Задачи» в приложении: 312 строк, годовой эффект 11,22 млн ₽. По каждой позиции указано, что делать, где, сколько и в какой срок. Столбцы «Статус выполнения» и «Комментарий исполнителя» оставлены пустыми для заполнения в работе, а «Внимание» показывает, что нужно решить до исполнения.</w:t>
       </w:r>
     </w:p>
     <w:p>
@@ -24452,7 +25074,7 @@
                 <w:rFonts w:ascii="Arial" w:hAnsi="Arial"/>
                 <w:sz w:val="16"/>
               </w:rPr>
-              <w:t>Вывести</w:t>
+              <w:t>Вывести - остальное</w:t>
             </w:r>
           </w:p>
         </w:tc>
@@ -24470,7 +25092,7 @@
                 <w:rFonts w:ascii="Arial" w:hAnsi="Arial"/>
                 <w:sz w:val="16"/>
               </w:rPr>
-              <w:t>39</w:t>
+              <w:t>1</w:t>
             </w:r>
           </w:p>
         </w:tc>
@@ -24488,7 +25110,7 @@
                 <w:rFonts w:ascii="Arial" w:hAnsi="Arial"/>
                 <w:sz w:val="16"/>
               </w:rPr>
-              <w:t>2,86</w:t>
+              <w:t>2,75</w:t>
             </w:r>
           </w:p>
         </w:tc>
@@ -24506,7 +25128,7 @@
                 <w:rFonts w:ascii="Arial" w:hAnsi="Arial"/>
                 <w:sz w:val="16"/>
               </w:rPr>
-              <w:t>1,21</w:t>
+              <w:t>1,23</w:t>
             </w:r>
           </w:p>
         </w:tc>
@@ -24524,7 +25146,7 @@
                 <w:rFonts w:ascii="Arial" w:hAnsi="Arial"/>
                 <w:sz w:val="16"/>
               </w:rPr>
-              <w:t>2026-10-16</w:t>
+              <w:t>2026-11-13</w:t>
             </w:r>
           </w:p>
         </w:tc>
@@ -24541,7 +25163,7 @@
                 <w:rFonts w:ascii="Arial" w:hAnsi="Arial"/>
                 <w:sz w:val="16"/>
               </w:rPr>
-              <w:t>Вывести - остальное</w:t>
+              <w:t>Вывести</w:t>
             </w:r>
           </w:p>
         </w:tc>
@@ -24559,7 +25181,7 @@
                 <w:rFonts w:ascii="Arial" w:hAnsi="Arial"/>
                 <w:sz w:val="16"/>
               </w:rPr>
-              <w:t>1</w:t>
+              <w:t>39</w:t>
             </w:r>
           </w:p>
         </w:tc>
@@ -24577,7 +25199,7 @@
                 <w:rFonts w:ascii="Arial" w:hAnsi="Arial"/>
                 <w:sz w:val="16"/>
               </w:rPr>
-              <w:t>2,69</w:t>
+              <w:t>2,86</w:t>
             </w:r>
           </w:p>
         </w:tc>
@@ -24613,7 +25235,7 @@
                 <w:rFonts w:ascii="Arial" w:hAnsi="Arial"/>
                 <w:sz w:val="16"/>
               </w:rPr>
-              <w:t>2026-11-13</w:t>
+              <w:t>2026-10-16</w:t>
             </w:r>
           </w:p>
         </w:tc>
@@ -26236,7 +26858,7 @@
                 <w:rFonts w:ascii="Arial" w:hAnsi="Arial"/>
                 <w:sz w:val="16"/>
               </w:rPr>
-              <w:t>0,98</w:t>
+              <w:t>0,99</w:t>
             </w:r>
           </w:p>
         </w:tc>
@@ -26341,7 +26963,7 @@
                 <w:rFonts w:ascii="Arial" w:hAnsi="Arial"/>
                 <w:sz w:val="16"/>
               </w:rPr>
-              <w:t>2,50</w:t>
+              <w:t>2,51</w:t>
             </w:r>
           </w:p>
         </w:tc>
@@ -26376,7 +26998,7 @@
                 <w:rFonts w:ascii="Arial" w:hAnsi="Arial"/>
                 <w:sz w:val="16"/>
               </w:rPr>
-              <w:t>9,83</w:t>
+              <w:t>9,89</w:t>
             </w:r>
           </w:p>
         </w:tc>
